--- a/documents/kra-kpi-admin-manual.docx
+++ b/documents/kra-kpi-admin-manual.docx
@@ -866,7 +866,7 @@
               </w:rPr>
               <w:lastRenderedPageBreak/>
               <w:drawing>
-                <wp:inline distT="0" distB="0" distL="0" distR="0" wp14:anchorId="2775549C" wp14:editId="0EE994EB">
+                <wp:inline distT="0" distB="0" distL="0" distR="0" wp14:anchorId="6F54A1FC" wp14:editId="7F5A79A9">
                   <wp:extent cx="3093720" cy="4953000"/>
                   <wp:effectExtent l="0" t="0" r="0" b="0"/>
                   <wp:docPr id="1" name="Picture 1"/>
@@ -1081,7 +1081,7 @@
               </w:rPr>
               <w:lastRenderedPageBreak/>
               <w:drawing>
-                <wp:inline distT="0" distB="0" distL="0" distR="0" wp14:anchorId="1BFD50CD" wp14:editId="7A7FABAA">
+                <wp:inline distT="0" distB="0" distL="0" distR="0" wp14:anchorId="093DA17D" wp14:editId="1DBD39AE">
                   <wp:extent cx="3093720" cy="4953000"/>
                   <wp:effectExtent l="0" t="0" r="0" b="0"/>
                   <wp:docPr id="2" name="Picture 2"/>
@@ -1384,7 +1384,7 @@
                 <w:szCs w:val="21"/>
               </w:rPr>
               <w:drawing>
-                <wp:inline distT="0" distB="0" distL="0" distR="0" wp14:anchorId="1CE64742" wp14:editId="2D5D973C">
+                <wp:inline distT="0" distB="0" distL="0" distR="0" wp14:anchorId="026FFB25" wp14:editId="360CA25A">
                   <wp:extent cx="3093720" cy="4953000"/>
                   <wp:effectExtent l="0" t="0" r="0" b="0"/>
                   <wp:docPr id="3" name="Picture 3"/>
@@ -2745,7 +2745,7 @@
                 <w:szCs w:val="21"/>
               </w:rPr>
               <w:drawing>
-                <wp:inline distT="0" distB="0" distL="0" distR="0" wp14:anchorId="7AE9F74E" wp14:editId="22298199">
+                <wp:inline distT="0" distB="0" distL="0" distR="0" wp14:anchorId="038727CC" wp14:editId="15DF6404">
                   <wp:extent cx="3093720" cy="4953000"/>
                   <wp:effectExtent l="0" t="0" r="0" b="0"/>
                   <wp:docPr id="4" name="Picture 4"/>
@@ -2876,7 +2876,7 @@
                 <w:szCs w:val="21"/>
               </w:rPr>
               <w:drawing>
-                <wp:inline distT="0" distB="0" distL="0" distR="0" wp14:anchorId="24FC4B39" wp14:editId="2EC6F81F">
+                <wp:inline distT="0" distB="0" distL="0" distR="0" wp14:anchorId="0AC00AA7" wp14:editId="166AAF9A">
                   <wp:extent cx="3093720" cy="4953000"/>
                   <wp:effectExtent l="0" t="0" r="0" b="0"/>
                   <wp:docPr id="5" name="Picture 5"/>
@@ -3558,7 +3558,7 @@
                 <w:szCs w:val="21"/>
               </w:rPr>
               <w:drawing>
-                <wp:inline distT="0" distB="0" distL="0" distR="0" wp14:anchorId="604F0DE0" wp14:editId="0F619CBF">
+                <wp:inline distT="0" distB="0" distL="0" distR="0" wp14:anchorId="3FAF4790" wp14:editId="65AC19E7">
                   <wp:extent cx="3093720" cy="4953000"/>
                   <wp:effectExtent l="0" t="0" r="0" b="0"/>
                   <wp:docPr id="6" name="Picture 6"/>
@@ -3993,7 +3993,7 @@
                 <w:szCs w:val="21"/>
               </w:rPr>
               <w:drawing>
-                <wp:inline distT="0" distB="0" distL="0" distR="0" wp14:anchorId="0FDC7CDC" wp14:editId="4F83D3CF">
+                <wp:inline distT="0" distB="0" distL="0" distR="0" wp14:anchorId="7237B2C1" wp14:editId="3AD05726">
                   <wp:extent cx="3093720" cy="4953000"/>
                   <wp:effectExtent l="0" t="0" r="0" b="0"/>
                   <wp:docPr id="7" name="Picture 7"/>
@@ -4993,7 +4993,7 @@
                 <w:szCs w:val="21"/>
               </w:rPr>
               <w:drawing>
-                <wp:inline distT="0" distB="0" distL="0" distR="0" wp14:anchorId="005FE582" wp14:editId="1E2012F4">
+                <wp:inline distT="0" distB="0" distL="0" distR="0" wp14:anchorId="49CE9236" wp14:editId="07B4B6AA">
                   <wp:extent cx="3093720" cy="4953000"/>
                   <wp:effectExtent l="0" t="0" r="0" b="0"/>
                   <wp:docPr id="8" name="Picture 8"/>
@@ -5198,7 +5198,7 @@
                 <w:szCs w:val="21"/>
               </w:rPr>
               <w:drawing>
-                <wp:inline distT="0" distB="0" distL="0" distR="0" wp14:anchorId="2F9247DC" wp14:editId="389DF07F">
+                <wp:inline distT="0" distB="0" distL="0" distR="0" wp14:anchorId="7032AC68" wp14:editId="60C1D928">
                   <wp:extent cx="3093720" cy="4953000"/>
                   <wp:effectExtent l="0" t="0" r="0" b="0"/>
                   <wp:docPr id="9" name="Picture 9"/>
@@ -6359,7 +6359,7 @@
                 <w:szCs w:val="21"/>
               </w:rPr>
               <w:drawing>
-                <wp:inline distT="0" distB="0" distL="0" distR="0" wp14:anchorId="148AAB05" wp14:editId="300E88AC">
+                <wp:inline distT="0" distB="0" distL="0" distR="0" wp14:anchorId="0597B7D2" wp14:editId="7DD49E17">
                   <wp:extent cx="3093720" cy="4953000"/>
                   <wp:effectExtent l="0" t="0" r="0" b="0"/>
                   <wp:docPr id="10" name="Picture 10"/>
@@ -7443,7 +7443,7 @@
                 <w:szCs w:val="21"/>
               </w:rPr>
               <w:drawing>
-                <wp:inline distT="0" distB="0" distL="0" distR="0" wp14:anchorId="07A17117" wp14:editId="11817FBF">
+                <wp:inline distT="0" distB="0" distL="0" distR="0" wp14:anchorId="776723A8" wp14:editId="1FE70C6E">
                   <wp:extent cx="3093720" cy="4953000"/>
                   <wp:effectExtent l="0" t="0" r="0" b="0"/>
                   <wp:docPr id="11" name="Picture 11"/>
@@ -7686,7 +7686,7 @@
                 <w:szCs w:val="21"/>
               </w:rPr>
               <w:drawing>
-                <wp:inline distT="0" distB="0" distL="0" distR="0" wp14:anchorId="52272D84" wp14:editId="38DD0123">
+                <wp:inline distT="0" distB="0" distL="0" distR="0" wp14:anchorId="243D05EE" wp14:editId="46FAD5C0">
                   <wp:extent cx="3093720" cy="4953000"/>
                   <wp:effectExtent l="0" t="0" r="0" b="0"/>
                   <wp:docPr id="12" name="Picture 12"/>
@@ -8477,7 +8477,7 @@
                 <w:szCs w:val="21"/>
               </w:rPr>
               <w:drawing>
-                <wp:inline distT="0" distB="0" distL="0" distR="0" wp14:anchorId="4FF7F79F" wp14:editId="6BE7DB82">
+                <wp:inline distT="0" distB="0" distL="0" distR="0" wp14:anchorId="65559CEB" wp14:editId="1CC1843D">
                   <wp:extent cx="3093720" cy="4953000"/>
                   <wp:effectExtent l="0" t="0" r="0" b="0"/>
                   <wp:docPr id="13" name="Picture 13"/>
@@ -8560,7 +8560,7 @@
         <w:rPr>
           <w:rFonts w:ascii="Segoe UI" w:eastAsia="Times New Roman" w:hAnsi="Segoe UI" w:cs="Segoe UI"/>
         </w:rPr>
-        <w:t>Step 14   Use the Board as an Admin</w:t>
+        <w:t>Step 13a   Reopen a Workday</w:t>
       </w:r>
     </w:p>
     <w:p>
@@ -8580,7 +8580,7 @@
           <w:sz w:val="21"/>
           <w:szCs w:val="21"/>
         </w:rPr>
-        <w:t xml:space="preserve">Open </w:t>
+        <w:t xml:space="preserve">End Workday is one-way for the developer — one start and one end per day — so if somebody ends their day by accident, only an admin can give it back. From </w:t>
       </w:r>
       <w:r>
         <w:rPr>
@@ -8591,16 +8591,36 @@
           <w:sz w:val="21"/>
           <w:szCs w:val="21"/>
         </w:rPr>
-        <w:t>KPI Action Board</w:t>
-      </w:r>
-      <w:r>
-        <w:rPr>
-          <w:rFonts w:ascii="Segoe UI" w:hAnsi="Segoe UI" w:cs="Segoe UI"/>
-          <w:color w:val="1F2937"/>
-          <w:sz w:val="21"/>
-          <w:szCs w:val="21"/>
-        </w:rPr>
-        <w:t xml:space="preserve">. A badge tells you whose tasks you are looking at — </w:t>
+        <w:t>Live Tracking</w:t>
+      </w:r>
+      <w:r>
+        <w:rPr>
+          <w:rFonts w:ascii="Segoe UI" w:hAnsi="Segoe UI" w:cs="Segoe UI"/>
+          <w:color w:val="1F2937"/>
+          <w:sz w:val="21"/>
+          <w:szCs w:val="21"/>
+        </w:rPr>
+        <w:t>, reopen their day and type a reason.</w:t>
+      </w:r>
+    </w:p>
+    <w:p>
+      <w:pPr>
+        <w:pStyle w:val="NormalWeb"/>
+        <w:rPr>
+          <w:rFonts w:ascii="Segoe UI" w:hAnsi="Segoe UI" w:cs="Segoe UI"/>
+          <w:color w:val="1F2937"/>
+          <w:sz w:val="21"/>
+          <w:szCs w:val="21"/>
+        </w:rPr>
+      </w:pPr>
+      <w:r>
+        <w:rPr>
+          <w:rFonts w:ascii="Segoe UI" w:hAnsi="Segoe UI" w:cs="Segoe UI"/>
+          <w:color w:val="1F2937"/>
+          <w:sz w:val="21"/>
+          <w:szCs w:val="21"/>
+        </w:rPr>
+        <w:t xml:space="preserve">The reason is </w:t>
       </w:r>
       <w:r>
         <w:rPr>
@@ -8611,16 +8631,59 @@
           <w:sz w:val="21"/>
           <w:szCs w:val="21"/>
         </w:rPr>
-        <w:t>Coordinator · All</w:t>
-      </w:r>
-      <w:r>
-        <w:rPr>
-          <w:rFonts w:ascii="Segoe UI" w:hAnsi="Segoe UI" w:cs="Segoe UI"/>
-          <w:color w:val="1F2937"/>
-          <w:sz w:val="21"/>
-          <w:szCs w:val="21"/>
-        </w:rPr>
-        <w:t xml:space="preserve"> for everyone's, or </w:t>
+        <w:t>sent to them word for word</w:t>
+      </w:r>
+      <w:r>
+        <w:rPr>
+          <w:rFonts w:ascii="Segoe UI" w:hAnsi="Segoe UI" w:cs="Segoe UI"/>
+          <w:color w:val="1F2937"/>
+          <w:sz w:val="21"/>
+          <w:szCs w:val="21"/>
+        </w:rPr>
+        <w:t xml:space="preserve"> </w:t>
+      </w:r>
+      <w:r>
+        <w:rPr>
+          <w:rFonts w:ascii="Segoe UI" w:hAnsi="Segoe UI" w:cs="Segoe UI"/>
+          <w:color w:val="1F2937"/>
+          <w:sz w:val="21"/>
+          <w:szCs w:val="21"/>
+        </w:rPr>
+        <w:t>and shown on their board, because it is the only thing that explains why their day suddenly reopened. Their summary has already gone to the owner and coordinator by that point, so say plainly what changed.</w:t>
+      </w:r>
+    </w:p>
+    <w:p>
+      <w:pPr>
+        <w:pStyle w:val="Heading3"/>
+        <w:rPr>
+          <w:rFonts w:ascii="Segoe UI" w:eastAsia="Times New Roman" w:hAnsi="Segoe UI" w:cs="Segoe UI"/>
+        </w:rPr>
+      </w:pPr>
+      <w:r>
+        <w:rPr>
+          <w:rFonts w:ascii="Segoe UI" w:eastAsia="Times New Roman" w:hAnsi="Segoe UI" w:cs="Segoe UI"/>
+        </w:rPr>
+        <w:t>Step 14   Use the Board as an Admin</w:t>
+      </w:r>
+    </w:p>
+    <w:p>
+      <w:pPr>
+        <w:pStyle w:val="NormalWeb"/>
+        <w:rPr>
+          <w:rFonts w:ascii="Segoe UI" w:hAnsi="Segoe UI" w:cs="Segoe UI"/>
+          <w:color w:val="1F2937"/>
+          <w:sz w:val="21"/>
+          <w:szCs w:val="21"/>
+        </w:rPr>
+      </w:pPr>
+      <w:r>
+        <w:rPr>
+          <w:rFonts w:ascii="Segoe UI" w:hAnsi="Segoe UI" w:cs="Segoe UI"/>
+          <w:color w:val="1F2937"/>
+          <w:sz w:val="21"/>
+          <w:szCs w:val="21"/>
+        </w:rPr>
+        <w:t xml:space="preserve">Open </w:t>
       </w:r>
       <w:r>
         <w:rPr>
@@ -8631,6 +8694,46 @@
           <w:sz w:val="21"/>
           <w:szCs w:val="21"/>
         </w:rPr>
+        <w:t>KPI Action Board</w:t>
+      </w:r>
+      <w:r>
+        <w:rPr>
+          <w:rFonts w:ascii="Segoe UI" w:hAnsi="Segoe UI" w:cs="Segoe UI"/>
+          <w:color w:val="1F2937"/>
+          <w:sz w:val="21"/>
+          <w:szCs w:val="21"/>
+        </w:rPr>
+        <w:t xml:space="preserve">. A badge tells you whose tasks you are looking at — </w:t>
+      </w:r>
+      <w:r>
+        <w:rPr>
+          <w:rFonts w:ascii="Segoe UI" w:hAnsi="Segoe UI" w:cs="Segoe UI"/>
+          <w:b/>
+          <w:bCs/>
+          <w:color w:val="1F2937"/>
+          <w:sz w:val="21"/>
+          <w:szCs w:val="21"/>
+        </w:rPr>
+        <w:t>Coordinator · All</w:t>
+      </w:r>
+      <w:r>
+        <w:rPr>
+          <w:rFonts w:ascii="Segoe UI" w:hAnsi="Segoe UI" w:cs="Segoe UI"/>
+          <w:color w:val="1F2937"/>
+          <w:sz w:val="21"/>
+          <w:szCs w:val="21"/>
+        </w:rPr>
+        <w:t xml:space="preserve"> for everyone's, or </w:t>
+      </w:r>
+      <w:r>
+        <w:rPr>
+          <w:rFonts w:ascii="Segoe UI" w:hAnsi="Segoe UI" w:cs="Segoe UI"/>
+          <w:b/>
+          <w:bCs/>
+          <w:color w:val="1F2937"/>
+          <w:sz w:val="21"/>
+          <w:szCs w:val="21"/>
+        </w:rPr>
         <w:t>My Tasks</w:t>
       </w:r>
       <w:r>
@@ -8781,6 +8884,77 @@
           <w:szCs w:val="21"/>
         </w:rPr>
         <w:t>.</w:t>
+      </w:r>
+    </w:p>
+    <w:p>
+      <w:pPr>
+        <w:pStyle w:val="NormalWeb"/>
+        <w:rPr>
+          <w:rFonts w:ascii="Segoe UI" w:hAnsi="Segoe UI" w:cs="Segoe UI"/>
+          <w:color w:val="1F2937"/>
+          <w:sz w:val="21"/>
+          <w:szCs w:val="21"/>
+        </w:rPr>
+      </w:pPr>
+      <w:r>
+        <w:rPr>
+          <w:rFonts w:ascii="Segoe UI" w:hAnsi="Segoe UI" w:cs="Segoe UI"/>
+          <w:color w:val="1F2937"/>
+          <w:sz w:val="21"/>
+          <w:szCs w:val="21"/>
+        </w:rPr>
+        <w:t xml:space="preserve">The first lane is </w:t>
+      </w:r>
+      <w:r>
+        <w:rPr>
+          <w:rFonts w:ascii="Segoe UI Emoji" w:hAnsi="Segoe UI Emoji" w:cs="Segoe UI Emoji"/>
+          <w:b/>
+          <w:bCs/>
+          <w:color w:val="1F2937"/>
+          <w:sz w:val="21"/>
+          <w:szCs w:val="21"/>
+        </w:rPr>
+        <w:t>🕔</w:t>
+      </w:r>
+      <w:r>
+        <w:rPr>
+          <w:rFonts w:ascii="Segoe UI" w:hAnsi="Segoe UI" w:cs="Segoe UI"/>
+          <w:b/>
+          <w:bCs/>
+          <w:color w:val="1F2937"/>
+          <w:sz w:val="21"/>
+          <w:szCs w:val="21"/>
+        </w:rPr>
+        <w:t xml:space="preserve"> Today</w:t>
+      </w:r>
+      <w:r>
+        <w:rPr>
+          <w:rFonts w:ascii="Segoe UI" w:hAnsi="Segoe UI" w:cs="Segoe UI"/>
+          <w:color w:val="1F2937"/>
+          <w:sz w:val="21"/>
+          <w:szCs w:val="21"/>
+        </w:rPr>
+        <w:t xml:space="preserve">, in indigo — what has been worked on today, most time first. It is not a stage work moves through, so a task shows up there </w:t>
+      </w:r>
+      <w:r>
+        <w:rPr>
+          <w:rFonts w:ascii="Segoe UI" w:hAnsi="Segoe UI" w:cs="Segoe UI"/>
+          <w:b/>
+          <w:bCs/>
+          <w:color w:val="1F2937"/>
+          <w:sz w:val="21"/>
+          <w:szCs w:val="21"/>
+        </w:rPr>
+        <w:t>as well as</w:t>
+      </w:r>
+      <w:r>
+        <w:rPr>
+          <w:rFonts w:ascii="Segoe UI" w:hAnsi="Segoe UI" w:cs="Segoe UI"/>
+          <w:color w:val="1F2937"/>
+          <w:sz w:val="21"/>
+          <w:szCs w:val="21"/>
+        </w:rPr>
+        <w:t xml:space="preserve"> in its own status lane; seeing the same card twice is correct. The lane’s tasks are deliberately left out of the board’s totals, so the counts still add up, and it empties itself at midnight.</w:t>
       </w:r>
     </w:p>
     <w:tbl>
@@ -8837,7 +9011,7 @@
                 <w:szCs w:val="21"/>
               </w:rPr>
               <w:drawing>
-                <wp:inline distT="0" distB="0" distL="0" distR="0" wp14:anchorId="0E785EE1" wp14:editId="1EC0F79C">
+                <wp:inline distT="0" distB="0" distL="0" distR="0" wp14:anchorId="489F5954" wp14:editId="1EBEE770">
                   <wp:extent cx="3093720" cy="4953000"/>
                   <wp:effectExtent l="0" t="0" r="0" b="0"/>
                   <wp:docPr id="14" name="Picture 14"/>
@@ -10914,7 +11088,7 @@
                 <w:szCs w:val="21"/>
               </w:rPr>
               <w:drawing>
-                <wp:inline distT="0" distB="0" distL="0" distR="0" wp14:anchorId="39404DB9" wp14:editId="613A905C">
+                <wp:inline distT="0" distB="0" distL="0" distR="0" wp14:anchorId="4C4294CA" wp14:editId="3E27FA6C">
                   <wp:extent cx="3093720" cy="4953000"/>
                   <wp:effectExtent l="0" t="0" r="0" b="0"/>
                   <wp:docPr id="15" name="Picture 15"/>
@@ -11393,7 +11567,7 @@
                 <w:szCs w:val="21"/>
               </w:rPr>
               <w:drawing>
-                <wp:inline distT="0" distB="0" distL="0" distR="0" wp14:anchorId="5EEAAEE8" wp14:editId="7767B93F">
+                <wp:inline distT="0" distB="0" distL="0" distR="0" wp14:anchorId="536838F0" wp14:editId="18EFAF62">
                   <wp:extent cx="3093720" cy="4953000"/>
                   <wp:effectExtent l="0" t="0" r="0" b="0"/>
                   <wp:docPr id="16" name="Picture 16"/>
@@ -11607,7 +11781,7 @@
                 <w:szCs w:val="21"/>
               </w:rPr>
               <w:drawing>
-                <wp:inline distT="0" distB="0" distL="0" distR="0" wp14:anchorId="2BDA4946" wp14:editId="5F771B85">
+                <wp:inline distT="0" distB="0" distL="0" distR="0" wp14:anchorId="7479BAFE" wp14:editId="2914AAF8">
                   <wp:extent cx="3093720" cy="4953000"/>
                   <wp:effectExtent l="0" t="0" r="0" b="0"/>
                   <wp:docPr id="17" name="Picture 17"/>
@@ -11761,7 +11935,7 @@
                 <w:szCs w:val="21"/>
               </w:rPr>
               <w:drawing>
-                <wp:inline distT="0" distB="0" distL="0" distR="0" wp14:anchorId="7548A5CE" wp14:editId="50B8E006">
+                <wp:inline distT="0" distB="0" distL="0" distR="0" wp14:anchorId="2686EFCD" wp14:editId="4E90EE59">
                   <wp:extent cx="3093720" cy="4953000"/>
                   <wp:effectExtent l="0" t="0" r="0" b="0"/>
                   <wp:docPr id="18" name="Picture 18"/>
@@ -12154,7 +12328,7 @@
                 <w:szCs w:val="21"/>
               </w:rPr>
               <w:drawing>
-                <wp:inline distT="0" distB="0" distL="0" distR="0" wp14:anchorId="50EFD600" wp14:editId="7FFAB9DA">
+                <wp:inline distT="0" distB="0" distL="0" distR="0" wp14:anchorId="1BBC3C43" wp14:editId="42B5ABE9">
                   <wp:extent cx="3093720" cy="4953000"/>
                   <wp:effectExtent l="0" t="0" r="0" b="0"/>
                   <wp:docPr id="19" name="Picture 19"/>
@@ -13071,7 +13245,7 @@
                 <w:szCs w:val="21"/>
               </w:rPr>
               <w:drawing>
-                <wp:inline distT="0" distB="0" distL="0" distR="0" wp14:anchorId="1CBCF767" wp14:editId="6A98B8E9">
+                <wp:inline distT="0" distB="0" distL="0" distR="0" wp14:anchorId="57151744" wp14:editId="0D59A257">
                   <wp:extent cx="3093720" cy="4953000"/>
                   <wp:effectExtent l="0" t="0" r="0" b="0"/>
                   <wp:docPr id="20" name="Picture 20"/>
@@ -13681,8 +13855,40 @@
                 <w:sz w:val="19"/>
                 <w:szCs w:val="19"/>
               </w:rPr>
-              <w:t xml:space="preserve"> to set this, or </w:t>
-            </w:r>
+              <w:t xml:space="preserve"> on the invoice row and record how it was paid.</w:t>
+            </w:r>
+          </w:p>
+        </w:tc>
+      </w:tr>
+      <w:tr>
+        <w:tc>
+          <w:tcPr>
+            <w:tcW w:w="0" w:type="auto"/>
+            <w:tcBorders>
+              <w:top w:val="single" w:sz="6" w:space="0" w:color="E5E9F0"/>
+              <w:left w:val="single" w:sz="6" w:space="0" w:color="E5E9F0"/>
+              <w:bottom w:val="single" w:sz="6" w:space="0" w:color="E5E9F0"/>
+              <w:right w:val="single" w:sz="6" w:space="0" w:color="E5E9F0"/>
+            </w:tcBorders>
+            <w:shd w:val="clear" w:color="auto" w:fill="F7F9FC"/>
+            <w:tcMar>
+              <w:top w:w="100" w:type="dxa"/>
+              <w:left w:w="140" w:type="dxa"/>
+              <w:bottom w:w="100" w:type="dxa"/>
+              <w:right w:w="140" w:type="dxa"/>
+            </w:tcMar>
+            <w:hideMark/>
+          </w:tcPr>
+          <w:p>
+            <w:pPr>
+              <w:spacing w:before="200" w:after="200"/>
+              <w:rPr>
+                <w:rFonts w:ascii="Segoe UI" w:eastAsia="Times New Roman" w:hAnsi="Segoe UI" w:cs="Segoe UI"/>
+                <w:color w:val="1F2937"/>
+                <w:sz w:val="19"/>
+                <w:szCs w:val="19"/>
+              </w:rPr>
+            </w:pPr>
             <w:r>
               <w:rPr>
                 <w:rFonts w:ascii="Segoe UI" w:eastAsia="Times New Roman" w:hAnsi="Segoe UI" w:cs="Segoe UI"/>
@@ -13692,21 +13898,131 @@
                 <w:sz w:val="19"/>
                 <w:szCs w:val="19"/>
               </w:rPr>
-              <w:t>Revert</w:t>
-            </w:r>
-            <w:r>
-              <w:rPr>
-                <w:rFonts w:ascii="Segoe UI" w:eastAsia="Times New Roman" w:hAnsi="Segoe UI" w:cs="Segoe UI"/>
-                <w:color w:val="1F2937"/>
-                <w:sz w:val="19"/>
-                <w:szCs w:val="19"/>
-              </w:rPr>
-              <w:t xml:space="preserve"> to undo a mistake.</w:t>
+              <w:t>Claimed</w:t>
+            </w:r>
+          </w:p>
+        </w:tc>
+        <w:tc>
+          <w:tcPr>
+            <w:tcW w:w="0" w:type="auto"/>
+            <w:tcBorders>
+              <w:top w:val="single" w:sz="6" w:space="0" w:color="E5E9F0"/>
+              <w:left w:val="single" w:sz="6" w:space="0" w:color="E5E9F0"/>
+              <w:bottom w:val="single" w:sz="6" w:space="0" w:color="E5E9F0"/>
+              <w:right w:val="single" w:sz="6" w:space="0" w:color="E5E9F0"/>
+            </w:tcBorders>
+            <w:shd w:val="clear" w:color="auto" w:fill="F7F9FC"/>
+            <w:tcMar>
+              <w:top w:w="100" w:type="dxa"/>
+              <w:left w:w="140" w:type="dxa"/>
+              <w:bottom w:w="100" w:type="dxa"/>
+              <w:right w:w="140" w:type="dxa"/>
+            </w:tcMar>
+            <w:hideMark/>
+          </w:tcPr>
+          <w:p>
+            <w:pPr>
+              <w:spacing w:before="200" w:after="200"/>
+              <w:rPr>
+                <w:rFonts w:ascii="Segoe UI" w:eastAsia="Times New Roman" w:hAnsi="Segoe UI" w:cs="Segoe UI"/>
+                <w:color w:val="1F2937"/>
+                <w:sz w:val="19"/>
+                <w:szCs w:val="19"/>
+              </w:rPr>
+            </w:pPr>
+            <w:r>
+              <w:rPr>
+                <w:rFonts w:ascii="Segoe UI" w:eastAsia="Times New Roman" w:hAnsi="Segoe UI" w:cs="Segoe UI"/>
+                <w:color w:val="1F2937"/>
+                <w:sz w:val="19"/>
+                <w:szCs w:val="19"/>
+              </w:rPr>
+              <w:t xml:space="preserve">The client has raised a claim against it. It is its own filter on the Invoices screen, and it is not counted as due — </w:t>
+            </w:r>
+            <w:r>
+              <w:rPr>
+                <w:rFonts w:ascii="Segoe UI" w:eastAsia="Times New Roman" w:hAnsi="Segoe UI" w:cs="Segoe UI"/>
+                <w:color w:val="1F2937"/>
+                <w:sz w:val="19"/>
+                <w:szCs w:val="19"/>
+              </w:rPr>
+              <w:t>while a claim is open the invoice cannot be revised or reset to draft.</w:t>
             </w:r>
           </w:p>
         </w:tc>
       </w:tr>
     </w:tbl>
+    <w:p>
+      <w:pPr>
+        <w:pStyle w:val="NormalWeb"/>
+        <w:rPr>
+          <w:rFonts w:ascii="Segoe UI" w:hAnsi="Segoe UI" w:cs="Segoe UI"/>
+          <w:color w:val="1F2937"/>
+          <w:sz w:val="21"/>
+          <w:szCs w:val="21"/>
+        </w:rPr>
+      </w:pPr>
+      <w:r>
+        <w:rPr>
+          <w:rFonts w:ascii="Segoe UI" w:hAnsi="Segoe UI" w:cs="Segoe UI"/>
+          <w:b/>
+          <w:bCs/>
+          <w:color w:val="1F2937"/>
+          <w:sz w:val="21"/>
+          <w:szCs w:val="21"/>
+        </w:rPr>
+        <w:t>Revert</w:t>
+      </w:r>
+      <w:r>
+        <w:rPr>
+          <w:rFonts w:ascii="Segoe UI" w:hAnsi="Segoe UI" w:cs="Segoe UI"/>
+          <w:color w:val="1F2937"/>
+          <w:sz w:val="21"/>
+          <w:szCs w:val="21"/>
+        </w:rPr>
+        <w:t xml:space="preserve"> undoes a payment marked in error. It </w:t>
+      </w:r>
+      <w:r>
+        <w:rPr>
+          <w:rFonts w:ascii="Segoe UI" w:hAnsi="Segoe UI" w:cs="Segoe UI"/>
+          <w:b/>
+          <w:bCs/>
+          <w:color w:val="1F2937"/>
+          <w:sz w:val="21"/>
+          <w:szCs w:val="21"/>
+        </w:rPr>
+        <w:t>requires a reason</w:t>
+      </w:r>
+      <w:r>
+        <w:rPr>
+          <w:rFonts w:ascii="Segoe UI" w:hAnsi="Segoe UI" w:cs="Segoe UI"/>
+          <w:color w:val="1F2937"/>
+          <w:sz w:val="21"/>
+          <w:szCs w:val="21"/>
+        </w:rPr>
+        <w:t xml:space="preserve">, and unlike the private payment notes that reason is </w:t>
+      </w:r>
+      <w:r>
+        <w:rPr>
+          <w:rFonts w:ascii="Segoe UI" w:hAnsi="Segoe UI" w:cs="Segoe UI"/>
+          <w:b/>
+          <w:bCs/>
+          <w:color w:val="1F2937"/>
+          <w:sz w:val="21"/>
+          <w:szCs w:val="21"/>
+        </w:rPr>
+        <w:t>published</w:t>
+      </w:r>
+      <w:r>
+        <w:rPr>
+          <w:rFonts w:ascii="Segoe UI" w:hAnsi="Segoe UI" w:cs="Segoe UI"/>
+          <w:color w:val="1F2937"/>
+          <w:sz w:val="21"/>
+          <w:szCs w:val="21"/>
+        </w:rPr>
+        <w:t xml:space="preserve"> — it shows in red on the invoice row and as a banner on the invoice itself, on your side and the client’s. Write it for them to read.</w:t>
+      </w:r>
+    </w:p>
     <w:p>
       <w:pPr>
         <w:pStyle w:val="NormalWeb"/>
@@ -14636,7 +14952,7 @@
                 <w:szCs w:val="21"/>
               </w:rPr>
               <w:drawing>
-                <wp:inline distT="0" distB="0" distL="0" distR="0" wp14:anchorId="7FCD0D99" wp14:editId="165589EB">
+                <wp:inline distT="0" distB="0" distL="0" distR="0" wp14:anchorId="7BF02FD9" wp14:editId="3997BDD0">
                   <wp:extent cx="3093720" cy="4953000"/>
                   <wp:effectExtent l="0" t="0" r="0" b="0"/>
                   <wp:docPr id="21" name="Picture 21"/>
@@ -18028,9 +18344,9 @@
 <file path=word/numbering.xml><?xml version="1.0" encoding="utf-8"?>
 <w:numbering xmlns:wpc="http://schemas.microsoft.com/office/word/2010/wordprocessingCanvas" xmlns:cx="http://schemas.microsoft.com/office/drawing/2014/chartex" xmlns:cx1="http://schemas.microsoft.com/office/drawing/2015/9/8/chartex" xmlns:cx2="http://schemas.microsoft.com/office/drawing/2015/10/21/chartex" xmlns:cx3="http://schemas.microsoft.com/office/drawing/2016/5/9/chartex" xmlns:cx4="http://schemas.microsoft.com/office/drawing/2016/5/10/chartex" xmlns:cx5="http://schemas.microsoft.com/office/drawing/2016/5/11/chartex" xmlns:cx6="http://schemas.microsoft.com/office/drawing/2016/5/12/chartex" xmlns:cx7="http://schemas.microsoft.com/office/drawing/2016/5/13/chartex" xmlns:cx8="http://schemas.microsoft.com/office/drawing/2016/5/14/chartex" xmlns:mc="http://schemas.openxmlformats.org/markup-compatibility/2006" xmlns:aink="http://schemas.microsoft.com/office/drawing/2016/ink" xmlns:am3d="http://schemas.microsoft.com/office/drawing/2017/model3d" xmlns:o="urn:schemas-microsoft-com:office:office" xmlns:oel="http://schemas.microsoft.com/office/2019/extlst" xmlns:r="http://schemas.openxmlformats.org/officeDocument/2006/relationships" xmlns:m="http://schemas.openxmlformats.org/officeDocument/2006/math" xmlns:v="urn:schemas-microsoft-com:vml" xmlns:wp14="http://schemas.microsoft.com/office/word/2010/wordprocessingDrawing" xmlns:wp="http://schemas.openxmlformats.org/drawingml/2006/wordprocessingDrawing" xmlns:w10="urn:schemas-microsoft-com:office:word" xmlns:w="http://schemas.openxmlformats.org/wordprocessingml/2006/main" xmlns:w14="http://schemas.microsoft.com/office/word/2010/wordml" xmlns:w15="http://schemas.microsoft.com/office/word/2012/wordml" xmlns:w16cei="http://schemas.microsoft.com/office/word/2026/wordml/cei" xmlns:w16cex="http://schemas.microsoft.com/office/word/2018/wordml/cex" xmlns:w16cid="http://schemas.microsoft.com/office/word/2016/wordml/cid" xmlns:w16="http://schemas.microsoft.com/office/word/2018/wordml" xmlns:w16du="http://schemas.microsoft.com/office/word/2023/wordml/word16du" xmlns:w16sdtdh="http://schemas.microsoft.com/office/word/2020/wordml/sdtdatahash" xmlns:w16sdtfl="http://schemas.microsoft.com/office/word/2024/wordml/sdtformatlock" xmlns:w16se="http://schemas.microsoft.com/office/word/2015/wordml/symex" xmlns:wpg="http://schemas.microsoft.com/office/word/2010/wordprocessingGroup" xmlns:wpi="http://schemas.microsoft.com/office/word/2010/wordprocessingInk" xmlns:wne="http://schemas.microsoft.com/office/word/2006/wordml" xmlns:wps="http://schemas.microsoft.com/office/word/2010/wordprocessingShape" mc:Ignorable="w14 w15 w16se w16cid w16 w16cex w16sdtdh w16sdtfl w16du wp14">
   <w:abstractNum w:abstractNumId="0" w15:restartNumberingAfterBreak="0">
-    <w:nsid w:val="04AF519A"/>
+    <w:nsid w:val="040D0842"/>
     <w:multiLevelType w:val="multilevel"/>
-    <w:tmpl w:val="2F5A1558"/>
+    <w:tmpl w:val="17F67BBE"/>
     <w:lvl w:ilvl="0">
       <w:start w:val="1"/>
       <w:numFmt w:val="bullet"/>
@@ -18177,9 +18493,9 @@
     </w:lvl>
   </w:abstractNum>
   <w:abstractNum w:abstractNumId="1" w15:restartNumberingAfterBreak="0">
-    <w:nsid w:val="0B992AE1"/>
+    <w:nsid w:val="09EC434D"/>
     <w:multiLevelType w:val="multilevel"/>
-    <w:tmpl w:val="78E2F302"/>
+    <w:tmpl w:val="53B6CEF8"/>
     <w:lvl w:ilvl="0">
       <w:start w:val="1"/>
       <w:numFmt w:val="bullet"/>
@@ -18326,9 +18642,9 @@
     </w:lvl>
   </w:abstractNum>
   <w:abstractNum w:abstractNumId="2" w15:restartNumberingAfterBreak="0">
-    <w:nsid w:val="14110B3B"/>
+    <w:nsid w:val="2CCE22B3"/>
     <w:multiLevelType w:val="multilevel"/>
-    <w:tmpl w:val="FF86587A"/>
+    <w:tmpl w:val="B164FBD8"/>
     <w:lvl w:ilvl="0">
       <w:start w:val="1"/>
       <w:numFmt w:val="bullet"/>
@@ -18475,9 +18791,9 @@
     </w:lvl>
   </w:abstractNum>
   <w:abstractNum w:abstractNumId="3" w15:restartNumberingAfterBreak="0">
-    <w:nsid w:val="22DB57D5"/>
+    <w:nsid w:val="37E91429"/>
     <w:multiLevelType w:val="multilevel"/>
-    <w:tmpl w:val="8146F3E8"/>
+    <w:tmpl w:val="343E897A"/>
     <w:lvl w:ilvl="0">
       <w:start w:val="1"/>
       <w:numFmt w:val="bullet"/>
@@ -18624,9 +18940,9 @@
     </w:lvl>
   </w:abstractNum>
   <w:abstractNum w:abstractNumId="4" w15:restartNumberingAfterBreak="0">
-    <w:nsid w:val="28A6299F"/>
+    <w:nsid w:val="3DE656CA"/>
     <w:multiLevelType w:val="multilevel"/>
-    <w:tmpl w:val="05DE6048"/>
+    <w:tmpl w:val="A6106070"/>
     <w:lvl w:ilvl="0">
       <w:start w:val="1"/>
       <w:numFmt w:val="bullet"/>
@@ -18773,9 +19089,9 @@
     </w:lvl>
   </w:abstractNum>
   <w:abstractNum w:abstractNumId="5" w15:restartNumberingAfterBreak="0">
-    <w:nsid w:val="294B5A69"/>
+    <w:nsid w:val="54AA4E79"/>
     <w:multiLevelType w:val="multilevel"/>
-    <w:tmpl w:val="7B108786"/>
+    <w:tmpl w:val="68D2BA62"/>
     <w:lvl w:ilvl="0">
       <w:start w:val="1"/>
       <w:numFmt w:val="bullet"/>
@@ -18922,9 +19238,9 @@
     </w:lvl>
   </w:abstractNum>
   <w:abstractNum w:abstractNumId="6" w15:restartNumberingAfterBreak="0">
-    <w:nsid w:val="3C973B65"/>
+    <w:nsid w:val="57906756"/>
     <w:multiLevelType w:val="multilevel"/>
-    <w:tmpl w:val="C4D4A090"/>
+    <w:tmpl w:val="1E423608"/>
     <w:lvl w:ilvl="0">
       <w:start w:val="1"/>
       <w:numFmt w:val="bullet"/>
@@ -19071,9 +19387,9 @@
     </w:lvl>
   </w:abstractNum>
   <w:abstractNum w:abstractNumId="7" w15:restartNumberingAfterBreak="0">
-    <w:nsid w:val="49272AB9"/>
+    <w:nsid w:val="5B867655"/>
     <w:multiLevelType w:val="multilevel"/>
-    <w:tmpl w:val="8CC62212"/>
+    <w:tmpl w:val="8FA051B6"/>
     <w:lvl w:ilvl="0">
       <w:start w:val="1"/>
       <w:numFmt w:val="bullet"/>
@@ -19220,9 +19536,9 @@
     </w:lvl>
   </w:abstractNum>
   <w:abstractNum w:abstractNumId="8" w15:restartNumberingAfterBreak="0">
-    <w:nsid w:val="61BE7409"/>
+    <w:nsid w:val="6DB32A33"/>
     <w:multiLevelType w:val="multilevel"/>
-    <w:tmpl w:val="A7B0A2FA"/>
+    <w:tmpl w:val="200E055E"/>
     <w:lvl w:ilvl="0">
       <w:start w:val="1"/>
       <w:numFmt w:val="bullet"/>
@@ -19369,9 +19685,9 @@
     </w:lvl>
   </w:abstractNum>
   <w:abstractNum w:abstractNumId="9" w15:restartNumberingAfterBreak="0">
-    <w:nsid w:val="6C5B39AA"/>
+    <w:nsid w:val="70FD60AD"/>
     <w:multiLevelType w:val="multilevel"/>
-    <w:tmpl w:val="DCFAE718"/>
+    <w:tmpl w:val="23B2C8BA"/>
     <w:lvl w:ilvl="0">
       <w:start w:val="1"/>
       <w:numFmt w:val="bullet"/>
@@ -19518,9 +19834,9 @@
     </w:lvl>
   </w:abstractNum>
   <w:abstractNum w:abstractNumId="10" w15:restartNumberingAfterBreak="0">
-    <w:nsid w:val="7E816972"/>
+    <w:nsid w:val="7E320A65"/>
     <w:multiLevelType w:val="multilevel"/>
-    <w:tmpl w:val="259A098E"/>
+    <w:tmpl w:val="0458008A"/>
     <w:lvl w:ilvl="0">
       <w:start w:val="1"/>
       <w:numFmt w:val="bullet"/>
@@ -19666,38 +19982,38 @@
       </w:rPr>
     </w:lvl>
   </w:abstractNum>
-  <w:num w:numId="1" w16cid:durableId="743838942">
+  <w:num w:numId="1" w16cid:durableId="217592617">
+    <w:abstractNumId w:val="7"/>
+  </w:num>
+  <w:num w:numId="2" w16cid:durableId="402139270">
+    <w:abstractNumId w:val="6"/>
+  </w:num>
+  <w:num w:numId="3" w16cid:durableId="1790738347">
+    <w:abstractNumId w:val="5"/>
+  </w:num>
+  <w:num w:numId="4" w16cid:durableId="829175500">
+    <w:abstractNumId w:val="8"/>
+  </w:num>
+  <w:num w:numId="5" w16cid:durableId="146823148">
+    <w:abstractNumId w:val="9"/>
+  </w:num>
+  <w:num w:numId="6" w16cid:durableId="1488009906">
+    <w:abstractNumId w:val="3"/>
+  </w:num>
+  <w:num w:numId="7" w16cid:durableId="1597245835">
+    <w:abstractNumId w:val="1"/>
+  </w:num>
+  <w:num w:numId="8" w16cid:durableId="71901209">
+    <w:abstractNumId w:val="4"/>
+  </w:num>
+  <w:num w:numId="9" w16cid:durableId="1367826113">
     <w:abstractNumId w:val="0"/>
   </w:num>
-  <w:num w:numId="2" w16cid:durableId="1980306902">
-    <w:abstractNumId w:val="8"/>
-  </w:num>
-  <w:num w:numId="3" w16cid:durableId="714551065">
-    <w:abstractNumId w:val="1"/>
-  </w:num>
-  <w:num w:numId="4" w16cid:durableId="1208565780">
-    <w:abstractNumId w:val="3"/>
-  </w:num>
-  <w:num w:numId="5" w16cid:durableId="227692663">
-    <w:abstractNumId w:val="6"/>
-  </w:num>
-  <w:num w:numId="6" w16cid:durableId="221060169">
-    <w:abstractNumId w:val="9"/>
-  </w:num>
-  <w:num w:numId="7" w16cid:durableId="1805807813">
-    <w:abstractNumId w:val="10"/>
-  </w:num>
-  <w:num w:numId="8" w16cid:durableId="1524131300">
+  <w:num w:numId="10" w16cid:durableId="735054171">
     <w:abstractNumId w:val="2"/>
   </w:num>
-  <w:num w:numId="9" w16cid:durableId="1275671991">
-    <w:abstractNumId w:val="5"/>
-  </w:num>
-  <w:num w:numId="10" w16cid:durableId="518472726">
-    <w:abstractNumId w:val="4"/>
-  </w:num>
-  <w:num w:numId="11" w16cid:durableId="719326619">
-    <w:abstractNumId w:val="7"/>
+  <w:num w:numId="11" w16cid:durableId="136992201">
+    <w:abstractNumId w:val="10"/>
   </w:num>
 </w:numbering>
 </file>

--- a/documents/kra-kpi-admin-manual.docx
+++ b/documents/kra-kpi-admin-manual.docx
@@ -179,6 +179,9 @@
         <w:gridCol w:w="8981"/>
       </w:tblGrid>
       <w:tr>
+        <w:trPr>
+          <w:cantSplit/>
+        </w:trPr>
         <w:tc>
           <w:tcPr>
             <w:tcW w:w="0" w:type="auto"/>
@@ -721,6 +724,9 @@
         <w:gridCol w:w="8981"/>
       </w:tblGrid>
       <w:tr>
+        <w:trPr>
+          <w:cantSplit/>
+        </w:trPr>
         <w:tc>
           <w:tcPr>
             <w:tcW w:w="0" w:type="auto"/>
@@ -826,6 +832,9 @@
         <w:gridCol w:w="9010"/>
       </w:tblGrid>
       <w:tr>
+        <w:trPr>
+          <w:cantSplit/>
+        </w:trPr>
         <w:tc>
           <w:tcPr>
             <w:tcW w:w="0" w:type="auto"/>
@@ -866,9 +875,9 @@
               </w:rPr>
               <w:lastRenderedPageBreak/>
               <w:drawing>
-                <wp:inline distT="0" distB="0" distL="0" distR="0" wp14:anchorId="6F54A1FC" wp14:editId="7F5A79A9">
-                  <wp:extent cx="3093720" cy="4953000"/>
-                  <wp:effectExtent l="0" t="0" r="0" b="0"/>
+                <wp:inline distT="0" distB="0" distL="0" distR="0" wp14:anchorId="604EFD8C" wp14:editId="4643C006">
+                  <wp:extent cx="2377440" cy="3810000"/>
+                  <wp:effectExtent l="0" t="0" r="3810" b="0"/>
                   <wp:docPr id="1" name="Picture 1"/>
                   <wp:cNvGraphicFramePr>
                     <a:graphicFrameLocks xmlns:a="http://schemas.openxmlformats.org/drawingml/2006/main" noChangeAspect="1"/>
@@ -898,7 +907,7 @@
                         <pic:spPr bwMode="auto">
                           <a:xfrm>
                             <a:off x="0" y="0"/>
-                            <a:ext cx="3093720" cy="4953000"/>
+                            <a:ext cx="2377440" cy="3810000"/>
                           </a:xfrm>
                           <a:prstGeom prst="rect">
                             <a:avLst/>
@@ -1041,6 +1050,9 @@
         <w:gridCol w:w="9010"/>
       </w:tblGrid>
       <w:tr>
+        <w:trPr>
+          <w:cantSplit/>
+        </w:trPr>
         <w:tc>
           <w:tcPr>
             <w:tcW w:w="0" w:type="auto"/>
@@ -1081,9 +1093,9 @@
               </w:rPr>
               <w:lastRenderedPageBreak/>
               <w:drawing>
-                <wp:inline distT="0" distB="0" distL="0" distR="0" wp14:anchorId="093DA17D" wp14:editId="1DBD39AE">
-                  <wp:extent cx="3093720" cy="4953000"/>
-                  <wp:effectExtent l="0" t="0" r="0" b="0"/>
+                <wp:inline distT="0" distB="0" distL="0" distR="0" wp14:anchorId="2FFED373" wp14:editId="0FE7AF7B">
+                  <wp:extent cx="2377440" cy="3810000"/>
+                  <wp:effectExtent l="0" t="0" r="3810" b="0"/>
                   <wp:docPr id="2" name="Picture 2"/>
                   <wp:cNvGraphicFramePr>
                     <a:graphicFrameLocks xmlns:a="http://schemas.openxmlformats.org/drawingml/2006/main" noChangeAspect="1"/>
@@ -1113,7 +1125,7 @@
                         <pic:spPr bwMode="auto">
                           <a:xfrm>
                             <a:off x="0" y="0"/>
-                            <a:ext cx="3093720" cy="4953000"/>
+                            <a:ext cx="2377440" cy="3810000"/>
                           </a:xfrm>
                           <a:prstGeom prst="rect">
                             <a:avLst/>
@@ -1345,6 +1357,9 @@
         <w:gridCol w:w="9010"/>
       </w:tblGrid>
       <w:tr>
+        <w:trPr>
+          <w:cantSplit/>
+        </w:trPr>
         <w:tc>
           <w:tcPr>
             <w:tcW w:w="0" w:type="auto"/>
@@ -1383,10 +1398,11 @@
                 <w:sz w:val="21"/>
                 <w:szCs w:val="21"/>
               </w:rPr>
+              <w:lastRenderedPageBreak/>
               <w:drawing>
-                <wp:inline distT="0" distB="0" distL="0" distR="0" wp14:anchorId="026FFB25" wp14:editId="360CA25A">
-                  <wp:extent cx="3093720" cy="4953000"/>
-                  <wp:effectExtent l="0" t="0" r="0" b="0"/>
+                <wp:inline distT="0" distB="0" distL="0" distR="0" wp14:anchorId="25566143" wp14:editId="40BC391C">
+                  <wp:extent cx="2377440" cy="3810000"/>
+                  <wp:effectExtent l="0" t="0" r="3810" b="0"/>
                   <wp:docPr id="3" name="Picture 3"/>
                   <wp:cNvGraphicFramePr>
                     <a:graphicFrameLocks xmlns:a="http://schemas.openxmlformats.org/drawingml/2006/main" noChangeAspect="1"/>
@@ -1416,7 +1432,7 @@
                         <pic:spPr bwMode="auto">
                           <a:xfrm>
                             <a:off x="0" y="0"/>
-                            <a:ext cx="3093720" cy="4953000"/>
+                            <a:ext cx="2377440" cy="3810000"/>
                           </a:xfrm>
                           <a:prstGeom prst="rect">
                             <a:avLst/>
@@ -1542,6 +1558,10 @@
         <w:gridCol w:w="5226"/>
       </w:tblGrid>
       <w:tr>
+        <w:trPr>
+          <w:cantSplit/>
+          <w:tblHeader/>
+        </w:trPr>
         <w:tc>
           <w:tcPr>
             <w:tcW w:w="2100" w:type="pct"/>
@@ -1632,6 +1652,9 @@
         </w:tc>
       </w:tr>
       <w:tr>
+        <w:trPr>
+          <w:cantSplit/>
+        </w:trPr>
         <w:tc>
           <w:tcPr>
             <w:tcW w:w="0" w:type="auto"/>
@@ -1712,6 +1735,9 @@
         </w:tc>
       </w:tr>
       <w:tr>
+        <w:trPr>
+          <w:cantSplit/>
+        </w:trPr>
         <w:tc>
           <w:tcPr>
             <w:tcW w:w="0" w:type="auto"/>
@@ -1794,6 +1820,9 @@
         </w:tc>
       </w:tr>
       <w:tr>
+        <w:trPr>
+          <w:cantSplit/>
+        </w:trPr>
         <w:tc>
           <w:tcPr>
             <w:tcW w:w="0" w:type="auto"/>
@@ -1874,6 +1903,9 @@
         </w:tc>
       </w:tr>
       <w:tr>
+        <w:trPr>
+          <w:cantSplit/>
+        </w:trPr>
         <w:tc>
           <w:tcPr>
             <w:tcW w:w="0" w:type="auto"/>
@@ -1975,6 +2007,7 @@
           <w:sz w:val="21"/>
           <w:szCs w:val="21"/>
         </w:rPr>
+        <w:lastRenderedPageBreak/>
         <w:t>Card 2 — Daily Task Report &amp; Retention</w:t>
       </w:r>
     </w:p>
@@ -1994,6 +2027,10 @@
         <w:gridCol w:w="5226"/>
       </w:tblGrid>
       <w:tr>
+        <w:trPr>
+          <w:cantSplit/>
+          <w:tblHeader/>
+        </w:trPr>
         <w:tc>
           <w:tcPr>
             <w:tcW w:w="2100" w:type="pct"/>
@@ -2084,6 +2121,9 @@
         </w:tc>
       </w:tr>
       <w:tr>
+        <w:trPr>
+          <w:cantSplit/>
+        </w:trPr>
         <w:tc>
           <w:tcPr>
             <w:tcW w:w="0" w:type="auto"/>
@@ -2164,6 +2204,9 @@
         </w:tc>
       </w:tr>
       <w:tr>
+        <w:trPr>
+          <w:cantSplit/>
+        </w:trPr>
         <w:tc>
           <w:tcPr>
             <w:tcW w:w="0" w:type="auto"/>
@@ -2246,6 +2289,9 @@
         </w:tc>
       </w:tr>
       <w:tr>
+        <w:trPr>
+          <w:cantSplit/>
+        </w:trPr>
         <w:tc>
           <w:tcPr>
             <w:tcW w:w="0" w:type="auto"/>
@@ -2366,6 +2412,9 @@
         </w:tc>
       </w:tr>
       <w:tr>
+        <w:trPr>
+          <w:cantSplit/>
+        </w:trPr>
         <w:tc>
           <w:tcPr>
             <w:tcW w:w="0" w:type="auto"/>
@@ -2468,6 +2517,9 @@
         </w:tc>
       </w:tr>
       <w:tr>
+        <w:trPr>
+          <w:cantSplit/>
+        </w:trPr>
         <w:tc>
           <w:tcPr>
             <w:tcW w:w="0" w:type="auto"/>
@@ -2706,6 +2758,9 @@
         <w:gridCol w:w="9010"/>
       </w:tblGrid>
       <w:tr>
+        <w:trPr>
+          <w:cantSplit/>
+        </w:trPr>
         <w:tc>
           <w:tcPr>
             <w:tcW w:w="0" w:type="auto"/>
@@ -2744,10 +2799,11 @@
                 <w:sz w:val="21"/>
                 <w:szCs w:val="21"/>
               </w:rPr>
+              <w:lastRenderedPageBreak/>
               <w:drawing>
-                <wp:inline distT="0" distB="0" distL="0" distR="0" wp14:anchorId="038727CC" wp14:editId="15DF6404">
-                  <wp:extent cx="3093720" cy="4953000"/>
-                  <wp:effectExtent l="0" t="0" r="0" b="0"/>
+                <wp:inline distT="0" distB="0" distL="0" distR="0" wp14:anchorId="47E915BA" wp14:editId="653F1958">
+                  <wp:extent cx="2377440" cy="3810000"/>
+                  <wp:effectExtent l="0" t="0" r="3810" b="0"/>
                   <wp:docPr id="4" name="Picture 4"/>
                   <wp:cNvGraphicFramePr>
                     <a:graphicFrameLocks xmlns:a="http://schemas.openxmlformats.org/drawingml/2006/main" noChangeAspect="1"/>
@@ -2777,7 +2833,7 @@
                         <pic:spPr bwMode="auto">
                           <a:xfrm>
                             <a:off x="0" y="0"/>
-                            <a:ext cx="3093720" cy="4953000"/>
+                            <a:ext cx="2377440" cy="3810000"/>
                           </a:xfrm>
                           <a:prstGeom prst="rect">
                             <a:avLst/>
@@ -2837,6 +2893,9 @@
         <w:gridCol w:w="9010"/>
       </w:tblGrid>
       <w:tr>
+        <w:trPr>
+          <w:cantSplit/>
+        </w:trPr>
         <w:tc>
           <w:tcPr>
             <w:tcW w:w="0" w:type="auto"/>
@@ -2875,10 +2934,11 @@
                 <w:sz w:val="21"/>
                 <w:szCs w:val="21"/>
               </w:rPr>
+              <w:lastRenderedPageBreak/>
               <w:drawing>
-                <wp:inline distT="0" distB="0" distL="0" distR="0" wp14:anchorId="0AC00AA7" wp14:editId="166AAF9A">
-                  <wp:extent cx="3093720" cy="4953000"/>
-                  <wp:effectExtent l="0" t="0" r="0" b="0"/>
+                <wp:inline distT="0" distB="0" distL="0" distR="0" wp14:anchorId="3A6FF95A" wp14:editId="35A710DF">
+                  <wp:extent cx="2377440" cy="3810000"/>
+                  <wp:effectExtent l="0" t="0" r="3810" b="0"/>
                   <wp:docPr id="5" name="Picture 5"/>
                   <wp:cNvGraphicFramePr>
                     <a:graphicFrameLocks xmlns:a="http://schemas.openxmlformats.org/drawingml/2006/main" noChangeAspect="1"/>
@@ -2908,7 +2968,7 @@
                         <pic:spPr bwMode="auto">
                           <a:xfrm>
                             <a:off x="0" y="0"/>
-                            <a:ext cx="3093720" cy="4953000"/>
+                            <a:ext cx="2377440" cy="3810000"/>
                           </a:xfrm>
                           <a:prstGeom prst="rect">
                             <a:avLst/>
@@ -3112,6 +3172,10 @@
         <w:gridCol w:w="7028"/>
       </w:tblGrid>
       <w:tr>
+        <w:trPr>
+          <w:cantSplit/>
+          <w:tblHeader/>
+        </w:trPr>
         <w:tc>
           <w:tcPr>
             <w:tcW w:w="1100" w:type="pct"/>
@@ -3202,6 +3266,9 @@
         </w:tc>
       </w:tr>
       <w:tr>
+        <w:trPr>
+          <w:cantSplit/>
+        </w:trPr>
         <w:tc>
           <w:tcPr>
             <w:tcW w:w="0" w:type="auto"/>
@@ -3282,6 +3349,9 @@
         </w:tc>
       </w:tr>
       <w:tr>
+        <w:trPr>
+          <w:cantSplit/>
+        </w:trPr>
         <w:tc>
           <w:tcPr>
             <w:tcW w:w="0" w:type="auto"/>
@@ -3364,6 +3434,9 @@
         </w:tc>
       </w:tr>
       <w:tr>
+        <w:trPr>
+          <w:cantSplit/>
+        </w:trPr>
         <w:tc>
           <w:tcPr>
             <w:tcW w:w="0" w:type="auto"/>
@@ -3519,6 +3592,9 @@
         <w:gridCol w:w="9010"/>
       </w:tblGrid>
       <w:tr>
+        <w:trPr>
+          <w:cantSplit/>
+        </w:trPr>
         <w:tc>
           <w:tcPr>
             <w:tcW w:w="0" w:type="auto"/>
@@ -3557,10 +3633,11 @@
                 <w:sz w:val="21"/>
                 <w:szCs w:val="21"/>
               </w:rPr>
+              <w:lastRenderedPageBreak/>
               <w:drawing>
-                <wp:inline distT="0" distB="0" distL="0" distR="0" wp14:anchorId="3FAF4790" wp14:editId="65AC19E7">
-                  <wp:extent cx="3093720" cy="4953000"/>
-                  <wp:effectExtent l="0" t="0" r="0" b="0"/>
+                <wp:inline distT="0" distB="0" distL="0" distR="0" wp14:anchorId="2E02B1CA" wp14:editId="7D7CBE8D">
+                  <wp:extent cx="2377440" cy="3810000"/>
+                  <wp:effectExtent l="0" t="0" r="3810" b="0"/>
                   <wp:docPr id="6" name="Picture 6"/>
                   <wp:cNvGraphicFramePr>
                     <a:graphicFrameLocks xmlns:a="http://schemas.openxmlformats.org/drawingml/2006/main" noChangeAspect="1"/>
@@ -3590,7 +3667,7 @@
                         <pic:spPr bwMode="auto">
                           <a:xfrm>
                             <a:off x="0" y="0"/>
-                            <a:ext cx="3093720" cy="4953000"/>
+                            <a:ext cx="2377440" cy="3810000"/>
                           </a:xfrm>
                           <a:prstGeom prst="rect">
                             <a:avLst/>
@@ -3858,6 +3935,9 @@
         <w:gridCol w:w="8981"/>
       </w:tblGrid>
       <w:tr>
+        <w:trPr>
+          <w:cantSplit/>
+        </w:trPr>
         <w:tc>
           <w:tcPr>
             <w:tcW w:w="0" w:type="auto"/>
@@ -3954,6 +4034,9 @@
         <w:gridCol w:w="9010"/>
       </w:tblGrid>
       <w:tr>
+        <w:trPr>
+          <w:cantSplit/>
+        </w:trPr>
         <w:tc>
           <w:tcPr>
             <w:tcW w:w="0" w:type="auto"/>
@@ -3992,10 +4075,11 @@
                 <w:sz w:val="21"/>
                 <w:szCs w:val="21"/>
               </w:rPr>
+              <w:lastRenderedPageBreak/>
               <w:drawing>
-                <wp:inline distT="0" distB="0" distL="0" distR="0" wp14:anchorId="7237B2C1" wp14:editId="3AD05726">
-                  <wp:extent cx="3093720" cy="4953000"/>
-                  <wp:effectExtent l="0" t="0" r="0" b="0"/>
+                <wp:inline distT="0" distB="0" distL="0" distR="0" wp14:anchorId="0C689547" wp14:editId="47EA2AE7">
+                  <wp:extent cx="2377440" cy="3810000"/>
+                  <wp:effectExtent l="0" t="0" r="3810" b="0"/>
                   <wp:docPr id="7" name="Picture 7"/>
                   <wp:cNvGraphicFramePr>
                     <a:graphicFrameLocks xmlns:a="http://schemas.openxmlformats.org/drawingml/2006/main" noChangeAspect="1"/>
@@ -4025,7 +4109,7 @@
                         <pic:spPr bwMode="auto">
                           <a:xfrm>
                             <a:off x="0" y="0"/>
-                            <a:ext cx="3093720" cy="4953000"/>
+                            <a:ext cx="2377440" cy="3810000"/>
                           </a:xfrm>
                           <a:prstGeom prst="rect">
                             <a:avLst/>
@@ -4144,6 +4228,10 @@
         <w:gridCol w:w="2633"/>
       </w:tblGrid>
       <w:tr>
+        <w:trPr>
+          <w:cantSplit/>
+          <w:tblHeader/>
+        </w:trPr>
         <w:tc>
           <w:tcPr>
             <w:tcW w:w="1300" w:type="pct"/>
@@ -4278,6 +4366,9 @@
         </w:tc>
       </w:tr>
       <w:tr>
+        <w:trPr>
+          <w:cantSplit/>
+        </w:trPr>
         <w:tc>
           <w:tcPr>
             <w:tcW w:w="0" w:type="auto"/>
@@ -4405,6 +4496,9 @@
         </w:tc>
       </w:tr>
       <w:tr>
+        <w:trPr>
+          <w:cantSplit/>
+        </w:trPr>
         <w:tc>
           <w:tcPr>
             <w:tcW w:w="0" w:type="auto"/>
@@ -4526,6 +4620,9 @@
         </w:tc>
       </w:tr>
       <w:tr>
+        <w:trPr>
+          <w:cantSplit/>
+        </w:trPr>
         <w:tc>
           <w:tcPr>
             <w:tcW w:w="0" w:type="auto"/>
@@ -4767,6 +4864,7 @@
           <w:sz w:val="21"/>
           <w:szCs w:val="21"/>
         </w:rPr>
+        <w:lastRenderedPageBreak/>
         <w:t xml:space="preserve">Tap the </w:t>
       </w:r>
       <w:r>
@@ -4869,6 +4967,9 @@
         <w:gridCol w:w="8981"/>
       </w:tblGrid>
       <w:tr>
+        <w:trPr>
+          <w:cantSplit/>
+        </w:trPr>
         <w:tc>
           <w:tcPr>
             <w:tcW w:w="0" w:type="auto"/>
@@ -4954,6 +5055,9 @@
         <w:gridCol w:w="9010"/>
       </w:tblGrid>
       <w:tr>
+        <w:trPr>
+          <w:cantSplit/>
+        </w:trPr>
         <w:tc>
           <w:tcPr>
             <w:tcW w:w="0" w:type="auto"/>
@@ -4993,9 +5097,9 @@
                 <w:szCs w:val="21"/>
               </w:rPr>
               <w:drawing>
-                <wp:inline distT="0" distB="0" distL="0" distR="0" wp14:anchorId="49CE9236" wp14:editId="07B4B6AA">
-                  <wp:extent cx="3093720" cy="4953000"/>
-                  <wp:effectExtent l="0" t="0" r="0" b="0"/>
+                <wp:inline distT="0" distB="0" distL="0" distR="0" wp14:anchorId="0AF56595" wp14:editId="313135D0">
+                  <wp:extent cx="2377440" cy="3810000"/>
+                  <wp:effectExtent l="0" t="0" r="3810" b="0"/>
                   <wp:docPr id="8" name="Picture 8"/>
                   <wp:cNvGraphicFramePr>
                     <a:graphicFrameLocks xmlns:a="http://schemas.openxmlformats.org/drawingml/2006/main" noChangeAspect="1"/>
@@ -5025,7 +5129,7 @@
                         <pic:spPr bwMode="auto">
                           <a:xfrm>
                             <a:off x="0" y="0"/>
-                            <a:ext cx="3093720" cy="4953000"/>
+                            <a:ext cx="2377440" cy="3810000"/>
                           </a:xfrm>
                           <a:prstGeom prst="rect">
                             <a:avLst/>
@@ -5159,6 +5263,9 @@
         <w:gridCol w:w="9010"/>
       </w:tblGrid>
       <w:tr>
+        <w:trPr>
+          <w:cantSplit/>
+        </w:trPr>
         <w:tc>
           <w:tcPr>
             <w:tcW w:w="0" w:type="auto"/>
@@ -5197,10 +5304,11 @@
                 <w:sz w:val="21"/>
                 <w:szCs w:val="21"/>
               </w:rPr>
+              <w:lastRenderedPageBreak/>
               <w:drawing>
-                <wp:inline distT="0" distB="0" distL="0" distR="0" wp14:anchorId="7032AC68" wp14:editId="60C1D928">
-                  <wp:extent cx="3093720" cy="4953000"/>
-                  <wp:effectExtent l="0" t="0" r="0" b="0"/>
+                <wp:inline distT="0" distB="0" distL="0" distR="0" wp14:anchorId="4D9D4787" wp14:editId="34C62975">
+                  <wp:extent cx="2377440" cy="3810000"/>
+                  <wp:effectExtent l="0" t="0" r="3810" b="0"/>
                   <wp:docPr id="9" name="Picture 9"/>
                   <wp:cNvGraphicFramePr>
                     <a:graphicFrameLocks xmlns:a="http://schemas.openxmlformats.org/drawingml/2006/main" noChangeAspect="1"/>
@@ -5230,7 +5338,7 @@
                         <pic:spPr bwMode="auto">
                           <a:xfrm>
                             <a:off x="0" y="0"/>
-                            <a:ext cx="3093720" cy="4953000"/>
+                            <a:ext cx="2377440" cy="3810000"/>
                           </a:xfrm>
                           <a:prstGeom prst="rect">
                             <a:avLst/>
@@ -5428,6 +5536,10 @@
         <w:gridCol w:w="6127"/>
       </w:tblGrid>
       <w:tr>
+        <w:trPr>
+          <w:cantSplit/>
+          <w:tblHeader/>
+        </w:trPr>
         <w:tc>
           <w:tcPr>
             <w:tcW w:w="1600" w:type="pct"/>
@@ -5518,6 +5630,9 @@
         </w:tc>
       </w:tr>
       <w:tr>
+        <w:trPr>
+          <w:cantSplit/>
+        </w:trPr>
         <w:tc>
           <w:tcPr>
             <w:tcW w:w="0" w:type="auto"/>
@@ -5598,6 +5713,9 @@
         </w:tc>
       </w:tr>
       <w:tr>
+        <w:trPr>
+          <w:cantSplit/>
+        </w:trPr>
         <w:tc>
           <w:tcPr>
             <w:tcW w:w="0" w:type="auto"/>
@@ -5680,6 +5798,9 @@
         </w:tc>
       </w:tr>
       <w:tr>
+        <w:trPr>
+          <w:cantSplit/>
+        </w:trPr>
         <w:tc>
           <w:tcPr>
             <w:tcW w:w="0" w:type="auto"/>
@@ -5760,6 +5881,9 @@
         </w:tc>
       </w:tr>
       <w:tr>
+        <w:trPr>
+          <w:cantSplit/>
+        </w:trPr>
         <w:tc>
           <w:tcPr>
             <w:tcW w:w="0" w:type="auto"/>
@@ -5797,6 +5921,7 @@
                 <w:sz w:val="19"/>
                 <w:szCs w:val="19"/>
               </w:rPr>
+              <w:lastRenderedPageBreak/>
               <w:t>Estimate Hours / Minutes</w:t>
             </w:r>
           </w:p>
@@ -5842,6 +5967,9 @@
         </w:tc>
       </w:tr>
       <w:tr>
+        <w:trPr>
+          <w:cantSplit/>
+        </w:trPr>
         <w:tc>
           <w:tcPr>
             <w:tcW w:w="0" w:type="auto"/>
@@ -5922,6 +6050,9 @@
         </w:tc>
       </w:tr>
       <w:tr>
+        <w:trPr>
+          <w:cantSplit/>
+        </w:trPr>
         <w:tc>
           <w:tcPr>
             <w:tcW w:w="0" w:type="auto"/>
@@ -6004,6 +6135,9 @@
         </w:tc>
       </w:tr>
       <w:tr>
+        <w:trPr>
+          <w:cantSplit/>
+        </w:trPr>
         <w:tc>
           <w:tcPr>
             <w:tcW w:w="0" w:type="auto"/>
@@ -6224,6 +6358,9 @@
         <w:gridCol w:w="8981"/>
       </w:tblGrid>
       <w:tr>
+        <w:trPr>
+          <w:cantSplit/>
+        </w:trPr>
         <w:tc>
           <w:tcPr>
             <w:tcW w:w="0" w:type="auto"/>
@@ -6320,6 +6457,9 @@
         <w:gridCol w:w="9010"/>
       </w:tblGrid>
       <w:tr>
+        <w:trPr>
+          <w:cantSplit/>
+        </w:trPr>
         <w:tc>
           <w:tcPr>
             <w:tcW w:w="0" w:type="auto"/>
@@ -6358,10 +6498,11 @@
                 <w:sz w:val="21"/>
                 <w:szCs w:val="21"/>
               </w:rPr>
+              <w:lastRenderedPageBreak/>
               <w:drawing>
-                <wp:inline distT="0" distB="0" distL="0" distR="0" wp14:anchorId="0597B7D2" wp14:editId="7DD49E17">
-                  <wp:extent cx="3093720" cy="4953000"/>
-                  <wp:effectExtent l="0" t="0" r="0" b="0"/>
+                <wp:inline distT="0" distB="0" distL="0" distR="0" wp14:anchorId="681DF23D" wp14:editId="7D4E0296">
+                  <wp:extent cx="2377440" cy="3810000"/>
+                  <wp:effectExtent l="0" t="0" r="3810" b="0"/>
                   <wp:docPr id="10" name="Picture 10"/>
                   <wp:cNvGraphicFramePr>
                     <a:graphicFrameLocks xmlns:a="http://schemas.openxmlformats.org/drawingml/2006/main" noChangeAspect="1"/>
@@ -6391,7 +6532,7 @@
                         <pic:spPr bwMode="auto">
                           <a:xfrm>
                             <a:off x="0" y="0"/>
-                            <a:ext cx="3093720" cy="4953000"/>
+                            <a:ext cx="2377440" cy="3810000"/>
                           </a:xfrm>
                           <a:prstGeom prst="rect">
                             <a:avLst/>
@@ -6527,6 +6668,10 @@
         <w:gridCol w:w="4505"/>
       </w:tblGrid>
       <w:tr>
+        <w:trPr>
+          <w:cantSplit/>
+          <w:tblHeader/>
+        </w:trPr>
         <w:tc>
           <w:tcPr>
             <w:tcW w:w="1800" w:type="pct"/>
@@ -6661,6 +6806,9 @@
         </w:tc>
       </w:tr>
       <w:tr>
+        <w:trPr>
+          <w:cantSplit/>
+        </w:trPr>
         <w:tc>
           <w:tcPr>
             <w:tcW w:w="0" w:type="auto"/>
@@ -6781,6 +6929,9 @@
         </w:tc>
       </w:tr>
       <w:tr>
+        <w:trPr>
+          <w:cantSplit/>
+        </w:trPr>
         <w:tc>
           <w:tcPr>
             <w:tcW w:w="0" w:type="auto"/>
@@ -6904,6 +7055,9 @@
         </w:tc>
       </w:tr>
       <w:tr>
+        <w:trPr>
+          <w:cantSplit/>
+        </w:trPr>
         <w:tc>
           <w:tcPr>
             <w:tcW w:w="0" w:type="auto"/>
@@ -7212,6 +7366,7 @@
           <w:sz w:val="21"/>
           <w:szCs w:val="21"/>
         </w:rPr>
+        <w:lastRenderedPageBreak/>
         <w:t>4 Defaults for new rows</w:t>
       </w:r>
       <w:r>
@@ -7299,6 +7454,9 @@
         <w:gridCol w:w="8981"/>
       </w:tblGrid>
       <w:tr>
+        <w:trPr>
+          <w:cantSplit/>
+        </w:trPr>
         <w:tc>
           <w:tcPr>
             <w:tcW w:w="0" w:type="auto"/>
@@ -7404,6 +7562,9 @@
         <w:gridCol w:w="9010"/>
       </w:tblGrid>
       <w:tr>
+        <w:trPr>
+          <w:cantSplit/>
+        </w:trPr>
         <w:tc>
           <w:tcPr>
             <w:tcW w:w="0" w:type="auto"/>
@@ -7443,9 +7604,9 @@
                 <w:szCs w:val="21"/>
               </w:rPr>
               <w:drawing>
-                <wp:inline distT="0" distB="0" distL="0" distR="0" wp14:anchorId="776723A8" wp14:editId="1FE70C6E">
-                  <wp:extent cx="3093720" cy="4953000"/>
-                  <wp:effectExtent l="0" t="0" r="0" b="0"/>
+                <wp:inline distT="0" distB="0" distL="0" distR="0" wp14:anchorId="20132C5B" wp14:editId="3792297A">
+                  <wp:extent cx="2377440" cy="3810000"/>
+                  <wp:effectExtent l="0" t="0" r="3810" b="0"/>
                   <wp:docPr id="11" name="Picture 11"/>
                   <wp:cNvGraphicFramePr>
                     <a:graphicFrameLocks xmlns:a="http://schemas.openxmlformats.org/drawingml/2006/main" noChangeAspect="1"/>
@@ -7475,7 +7636,7 @@
                         <pic:spPr bwMode="auto">
                           <a:xfrm>
                             <a:off x="0" y="0"/>
-                            <a:ext cx="3093720" cy="4953000"/>
+                            <a:ext cx="2377440" cy="3810000"/>
                           </a:xfrm>
                           <a:prstGeom prst="rect">
                             <a:avLst/>
@@ -7647,6 +7808,9 @@
         <w:gridCol w:w="9010"/>
       </w:tblGrid>
       <w:tr>
+        <w:trPr>
+          <w:cantSplit/>
+        </w:trPr>
         <w:tc>
           <w:tcPr>
             <w:tcW w:w="0" w:type="auto"/>
@@ -7685,10 +7849,11 @@
                 <w:sz w:val="21"/>
                 <w:szCs w:val="21"/>
               </w:rPr>
+              <w:lastRenderedPageBreak/>
               <w:drawing>
-                <wp:inline distT="0" distB="0" distL="0" distR="0" wp14:anchorId="243D05EE" wp14:editId="46FAD5C0">
-                  <wp:extent cx="3093720" cy="4953000"/>
-                  <wp:effectExtent l="0" t="0" r="0" b="0"/>
+                <wp:inline distT="0" distB="0" distL="0" distR="0" wp14:anchorId="0690087D" wp14:editId="50751ACE">
+                  <wp:extent cx="2377440" cy="3810000"/>
+                  <wp:effectExtent l="0" t="0" r="3810" b="0"/>
                   <wp:docPr id="12" name="Picture 12"/>
                   <wp:cNvGraphicFramePr>
                     <a:graphicFrameLocks xmlns:a="http://schemas.openxmlformats.org/drawingml/2006/main" noChangeAspect="1"/>
@@ -7718,7 +7883,7 @@
                         <pic:spPr bwMode="auto">
                           <a:xfrm>
                             <a:off x="0" y="0"/>
-                            <a:ext cx="3093720" cy="4953000"/>
+                            <a:ext cx="2377440" cy="3810000"/>
                           </a:xfrm>
                           <a:prstGeom prst="rect">
                             <a:avLst/>
@@ -7836,6 +8001,10 @@
         <w:gridCol w:w="6307"/>
       </w:tblGrid>
       <w:tr>
+        <w:trPr>
+          <w:cantSplit/>
+          <w:tblHeader/>
+        </w:trPr>
         <w:tc>
           <w:tcPr>
             <w:tcW w:w="1500" w:type="pct"/>
@@ -7926,6 +8095,9 @@
         </w:tc>
       </w:tr>
       <w:tr>
+        <w:trPr>
+          <w:cantSplit/>
+        </w:trPr>
         <w:tc>
           <w:tcPr>
             <w:tcW w:w="0" w:type="auto"/>
@@ -8006,6 +8178,9 @@
         </w:tc>
       </w:tr>
       <w:tr>
+        <w:trPr>
+          <w:cantSplit/>
+        </w:trPr>
         <w:tc>
           <w:tcPr>
             <w:tcW w:w="0" w:type="auto"/>
@@ -8088,6 +8263,9 @@
         </w:tc>
       </w:tr>
       <w:tr>
+        <w:trPr>
+          <w:cantSplit/>
+        </w:trPr>
         <w:tc>
           <w:tcPr>
             <w:tcW w:w="0" w:type="auto"/>
@@ -8168,6 +8346,9 @@
         </w:tc>
       </w:tr>
       <w:tr>
+        <w:trPr>
+          <w:cantSplit/>
+        </w:trPr>
         <w:tc>
           <w:tcPr>
             <w:tcW w:w="0" w:type="auto"/>
@@ -8250,6 +8431,9 @@
         </w:tc>
       </w:tr>
       <w:tr>
+        <w:trPr>
+          <w:cantSplit/>
+        </w:trPr>
         <w:tc>
           <w:tcPr>
             <w:tcW w:w="0" w:type="auto"/>
@@ -8286,6 +8470,7 @@
                 <w:sz w:val="19"/>
                 <w:szCs w:val="19"/>
               </w:rPr>
+              <w:lastRenderedPageBreak/>
               <w:t>Idle — no task running</w:t>
             </w:r>
           </w:p>
@@ -8330,6 +8515,9 @@
         </w:tc>
       </w:tr>
       <w:tr>
+        <w:trPr>
+          <w:cantSplit/>
+        </w:trPr>
         <w:tc>
           <w:tcPr>
             <w:tcW w:w="0" w:type="auto"/>
@@ -8438,6 +8626,9 @@
         <w:gridCol w:w="9010"/>
       </w:tblGrid>
       <w:tr>
+        <w:trPr>
+          <w:cantSplit/>
+        </w:trPr>
         <w:tc>
           <w:tcPr>
             <w:tcW w:w="0" w:type="auto"/>
@@ -8477,9 +8668,9 @@
                 <w:szCs w:val="21"/>
               </w:rPr>
               <w:drawing>
-                <wp:inline distT="0" distB="0" distL="0" distR="0" wp14:anchorId="65559CEB" wp14:editId="1CC1843D">
-                  <wp:extent cx="3093720" cy="4953000"/>
-                  <wp:effectExtent l="0" t="0" r="0" b="0"/>
+                <wp:inline distT="0" distB="0" distL="0" distR="0" wp14:anchorId="15F1A85F" wp14:editId="112EEE35">
+                  <wp:extent cx="2377440" cy="3810000"/>
+                  <wp:effectExtent l="0" t="0" r="3810" b="0"/>
                   <wp:docPr id="13" name="Picture 13"/>
                   <wp:cNvGraphicFramePr>
                     <a:graphicFrameLocks xmlns:a="http://schemas.openxmlformats.org/drawingml/2006/main" noChangeAspect="1"/>
@@ -8509,7 +8700,7 @@
                         <pic:spPr bwMode="auto">
                           <a:xfrm>
                             <a:off x="0" y="0"/>
-                            <a:ext cx="3093720" cy="4953000"/>
+                            <a:ext cx="2377440" cy="3810000"/>
                           </a:xfrm>
                           <a:prstGeom prst="rect">
                             <a:avLst/>
@@ -8763,6 +8954,7 @@
           <w:sz w:val="21"/>
           <w:szCs w:val="21"/>
         </w:rPr>
+        <w:lastRenderedPageBreak/>
         <w:t xml:space="preserve">As an Admin your task cards carry extra buttons that Users never see: </w:t>
       </w:r>
       <w:r>
@@ -8972,6 +9164,9 @@
         <w:gridCol w:w="9010"/>
       </w:tblGrid>
       <w:tr>
+        <w:trPr>
+          <w:cantSplit/>
+        </w:trPr>
         <w:tc>
           <w:tcPr>
             <w:tcW w:w="0" w:type="auto"/>
@@ -9011,9 +9206,9 @@
                 <w:szCs w:val="21"/>
               </w:rPr>
               <w:drawing>
-                <wp:inline distT="0" distB="0" distL="0" distR="0" wp14:anchorId="489F5954" wp14:editId="1EBEE770">
-                  <wp:extent cx="3093720" cy="4953000"/>
-                  <wp:effectExtent l="0" t="0" r="0" b="0"/>
+                <wp:inline distT="0" distB="0" distL="0" distR="0" wp14:anchorId="7073C87C" wp14:editId="22F44CB1">
+                  <wp:extent cx="2377440" cy="3810000"/>
+                  <wp:effectExtent l="0" t="0" r="3810" b="0"/>
                   <wp:docPr id="14" name="Picture 14"/>
                   <wp:cNvGraphicFramePr>
                     <a:graphicFrameLocks xmlns:a="http://schemas.openxmlformats.org/drawingml/2006/main" noChangeAspect="1"/>
@@ -9043,7 +9238,7 @@
                         <pic:spPr bwMode="auto">
                           <a:xfrm>
                             <a:off x="0" y="0"/>
-                            <a:ext cx="3093720" cy="4953000"/>
+                            <a:ext cx="2377440" cy="3810000"/>
                           </a:xfrm>
                           <a:prstGeom prst="rect">
                             <a:avLst/>
@@ -9401,6 +9596,7 @@
           <w:sz w:val="21"/>
           <w:szCs w:val="21"/>
         </w:rPr>
+        <w:lastRenderedPageBreak/>
         <w:t xml:space="preserve">Tap </w:t>
       </w:r>
       <w:r>
@@ -9450,6 +9646,9 @@
         <w:gridCol w:w="8981"/>
       </w:tblGrid>
       <w:tr>
+        <w:trPr>
+          <w:cantSplit/>
+        </w:trPr>
         <w:tc>
           <w:tcPr>
             <w:tcW w:w="0" w:type="auto"/>
@@ -9848,6 +10047,10 @@
         <w:gridCol w:w="7028"/>
       </w:tblGrid>
       <w:tr>
+        <w:trPr>
+          <w:cantSplit/>
+          <w:tblHeader/>
+        </w:trPr>
         <w:tc>
           <w:tcPr>
             <w:tcW w:w="1100" w:type="pct"/>
@@ -9938,6 +10141,9 @@
         </w:tc>
       </w:tr>
       <w:tr>
+        <w:trPr>
+          <w:cantSplit/>
+        </w:trPr>
         <w:tc>
           <w:tcPr>
             <w:tcW w:w="0" w:type="auto"/>
@@ -10038,6 +10244,9 @@
         </w:tc>
       </w:tr>
       <w:tr>
+        <w:trPr>
+          <w:cantSplit/>
+        </w:trPr>
         <w:tc>
           <w:tcPr>
             <w:tcW w:w="0" w:type="auto"/>
@@ -10140,6 +10349,9 @@
         </w:tc>
       </w:tr>
       <w:tr>
+        <w:trPr>
+          <w:cantSplit/>
+        </w:trPr>
         <w:tc>
           <w:tcPr>
             <w:tcW w:w="0" w:type="auto"/>
@@ -10270,6 +10482,10 @@
         <w:gridCol w:w="5947"/>
       </w:tblGrid>
       <w:tr>
+        <w:trPr>
+          <w:cantSplit/>
+          <w:tblHeader/>
+        </w:trPr>
         <w:tc>
           <w:tcPr>
             <w:tcW w:w="1700" w:type="pct"/>
@@ -10310,6 +10526,7 @@
                 <w:sz w:val="19"/>
                 <w:szCs w:val="19"/>
               </w:rPr>
+              <w:lastRenderedPageBreak/>
               <w:t>On screen</w:t>
             </w:r>
           </w:p>
@@ -10360,6 +10577,9 @@
         </w:tc>
       </w:tr>
       <w:tr>
+        <w:trPr>
+          <w:cantSplit/>
+        </w:trPr>
         <w:tc>
           <w:tcPr>
             <w:tcW w:w="0" w:type="auto"/>
@@ -10440,6 +10660,9 @@
         </w:tc>
       </w:tr>
       <w:tr>
+        <w:trPr>
+          <w:cantSplit/>
+        </w:trPr>
         <w:tc>
           <w:tcPr>
             <w:tcW w:w="0" w:type="auto"/>
@@ -10542,6 +10765,9 @@
         </w:tc>
       </w:tr>
       <w:tr>
+        <w:trPr>
+          <w:cantSplit/>
+        </w:trPr>
         <w:tc>
           <w:tcPr>
             <w:tcW w:w="0" w:type="auto"/>
@@ -10642,6 +10868,9 @@
         </w:tc>
       </w:tr>
       <w:tr>
+        <w:trPr>
+          <w:cantSplit/>
+        </w:trPr>
         <w:tc>
           <w:tcPr>
             <w:tcW w:w="0" w:type="auto"/>
@@ -10744,6 +10973,9 @@
         </w:tc>
       </w:tr>
       <w:tr>
+        <w:trPr>
+          <w:cantSplit/>
+        </w:trPr>
         <w:tc>
           <w:tcPr>
             <w:tcW w:w="0" w:type="auto"/>
@@ -10824,6 +11056,9 @@
         </w:tc>
       </w:tr>
       <w:tr>
+        <w:trPr>
+          <w:cantSplit/>
+        </w:trPr>
         <w:tc>
           <w:tcPr>
             <w:tcW w:w="0" w:type="auto"/>
@@ -11049,6 +11284,9 @@
         <w:gridCol w:w="9010"/>
       </w:tblGrid>
       <w:tr>
+        <w:trPr>
+          <w:cantSplit/>
+        </w:trPr>
         <w:tc>
           <w:tcPr>
             <w:tcW w:w="0" w:type="auto"/>
@@ -11087,10 +11325,11 @@
                 <w:sz w:val="21"/>
                 <w:szCs w:val="21"/>
               </w:rPr>
+              <w:lastRenderedPageBreak/>
               <w:drawing>
-                <wp:inline distT="0" distB="0" distL="0" distR="0" wp14:anchorId="4C4294CA" wp14:editId="3E27FA6C">
-                  <wp:extent cx="3093720" cy="4953000"/>
-                  <wp:effectExtent l="0" t="0" r="0" b="0"/>
+                <wp:inline distT="0" distB="0" distL="0" distR="0" wp14:anchorId="1F1BC197" wp14:editId="6AA3A4C0">
+                  <wp:extent cx="2377440" cy="3810000"/>
+                  <wp:effectExtent l="0" t="0" r="3810" b="0"/>
                   <wp:docPr id="15" name="Picture 15"/>
                   <wp:cNvGraphicFramePr>
                     <a:graphicFrameLocks xmlns:a="http://schemas.openxmlformats.org/drawingml/2006/main" noChangeAspect="1"/>
@@ -11120,7 +11359,7 @@
                         <pic:spPr bwMode="auto">
                           <a:xfrm>
                             <a:off x="0" y="0"/>
-                            <a:ext cx="3093720" cy="4953000"/>
+                            <a:ext cx="2377440" cy="3810000"/>
                           </a:xfrm>
                           <a:prstGeom prst="rect">
                             <a:avLst/>
@@ -11443,6 +11682,9 @@
         <w:gridCol w:w="8981"/>
       </w:tblGrid>
       <w:tr>
+        <w:trPr>
+          <w:cantSplit/>
+        </w:trPr>
         <w:tc>
           <w:tcPr>
             <w:tcW w:w="0" w:type="auto"/>
@@ -11528,6 +11770,9 @@
         <w:gridCol w:w="9010"/>
       </w:tblGrid>
       <w:tr>
+        <w:trPr>
+          <w:cantSplit/>
+        </w:trPr>
         <w:tc>
           <w:tcPr>
             <w:tcW w:w="0" w:type="auto"/>
@@ -11566,10 +11811,11 @@
                 <w:sz w:val="21"/>
                 <w:szCs w:val="21"/>
               </w:rPr>
+              <w:lastRenderedPageBreak/>
               <w:drawing>
-                <wp:inline distT="0" distB="0" distL="0" distR="0" wp14:anchorId="536838F0" wp14:editId="18EFAF62">
-                  <wp:extent cx="3093720" cy="4953000"/>
-                  <wp:effectExtent l="0" t="0" r="0" b="0"/>
+                <wp:inline distT="0" distB="0" distL="0" distR="0" wp14:anchorId="22B68D20" wp14:editId="37023478">
+                  <wp:extent cx="2377440" cy="3810000"/>
+                  <wp:effectExtent l="0" t="0" r="3810" b="0"/>
                   <wp:docPr id="16" name="Picture 16"/>
                   <wp:cNvGraphicFramePr>
                     <a:graphicFrameLocks xmlns:a="http://schemas.openxmlformats.org/drawingml/2006/main" noChangeAspect="1"/>
@@ -11599,7 +11845,7 @@
                         <pic:spPr bwMode="auto">
                           <a:xfrm>
                             <a:off x="0" y="0"/>
-                            <a:ext cx="3093720" cy="4953000"/>
+                            <a:ext cx="2377440" cy="3810000"/>
                           </a:xfrm>
                           <a:prstGeom prst="rect">
                             <a:avLst/>
@@ -11742,6 +11988,9 @@
         <w:gridCol w:w="9010"/>
       </w:tblGrid>
       <w:tr>
+        <w:trPr>
+          <w:cantSplit/>
+        </w:trPr>
         <w:tc>
           <w:tcPr>
             <w:tcW w:w="0" w:type="auto"/>
@@ -11780,10 +12029,11 @@
                 <w:sz w:val="21"/>
                 <w:szCs w:val="21"/>
               </w:rPr>
+              <w:lastRenderedPageBreak/>
               <w:drawing>
-                <wp:inline distT="0" distB="0" distL="0" distR="0" wp14:anchorId="7479BAFE" wp14:editId="2914AAF8">
-                  <wp:extent cx="3093720" cy="4953000"/>
-                  <wp:effectExtent l="0" t="0" r="0" b="0"/>
+                <wp:inline distT="0" distB="0" distL="0" distR="0" wp14:anchorId="4623530E" wp14:editId="7B318D2F">
+                  <wp:extent cx="2377440" cy="3810000"/>
+                  <wp:effectExtent l="0" t="0" r="3810" b="0"/>
                   <wp:docPr id="17" name="Picture 17"/>
                   <wp:cNvGraphicFramePr>
                     <a:graphicFrameLocks xmlns:a="http://schemas.openxmlformats.org/drawingml/2006/main" noChangeAspect="1"/>
@@ -11813,7 +12063,7 @@
                         <pic:spPr bwMode="auto">
                           <a:xfrm>
                             <a:off x="0" y="0"/>
-                            <a:ext cx="3093720" cy="4953000"/>
+                            <a:ext cx="2377440" cy="3810000"/>
                           </a:xfrm>
                           <a:prstGeom prst="rect">
                             <a:avLst/>
@@ -11896,6 +12146,9 @@
         <w:gridCol w:w="9010"/>
       </w:tblGrid>
       <w:tr>
+        <w:trPr>
+          <w:cantSplit/>
+        </w:trPr>
         <w:tc>
           <w:tcPr>
             <w:tcW w:w="0" w:type="auto"/>
@@ -11934,10 +12187,11 @@
                 <w:sz w:val="21"/>
                 <w:szCs w:val="21"/>
               </w:rPr>
+              <w:lastRenderedPageBreak/>
               <w:drawing>
-                <wp:inline distT="0" distB="0" distL="0" distR="0" wp14:anchorId="2686EFCD" wp14:editId="4E90EE59">
-                  <wp:extent cx="3093720" cy="4953000"/>
-                  <wp:effectExtent l="0" t="0" r="0" b="0"/>
+                <wp:inline distT="0" distB="0" distL="0" distR="0" wp14:anchorId="38B3201C" wp14:editId="2B7679F6">
+                  <wp:extent cx="2377440" cy="3810000"/>
+                  <wp:effectExtent l="0" t="0" r="3810" b="0"/>
                   <wp:docPr id="18" name="Picture 18"/>
                   <wp:cNvGraphicFramePr>
                     <a:graphicFrameLocks xmlns:a="http://schemas.openxmlformats.org/drawingml/2006/main" noChangeAspect="1"/>
@@ -11967,7 +12221,7 @@
                         <pic:spPr bwMode="auto">
                           <a:xfrm>
                             <a:off x="0" y="0"/>
-                            <a:ext cx="3093720" cy="4953000"/>
+                            <a:ext cx="2377440" cy="3810000"/>
                           </a:xfrm>
                           <a:prstGeom prst="rect">
                             <a:avLst/>
@@ -12184,6 +12438,9 @@
         <w:gridCol w:w="8981"/>
       </w:tblGrid>
       <w:tr>
+        <w:trPr>
+          <w:cantSplit/>
+        </w:trPr>
         <w:tc>
           <w:tcPr>
             <w:tcW w:w="0" w:type="auto"/>
@@ -12289,6 +12546,9 @@
         <w:gridCol w:w="9010"/>
       </w:tblGrid>
       <w:tr>
+        <w:trPr>
+          <w:cantSplit/>
+        </w:trPr>
         <w:tc>
           <w:tcPr>
             <w:tcW w:w="0" w:type="auto"/>
@@ -12327,10 +12587,11 @@
                 <w:sz w:val="21"/>
                 <w:szCs w:val="21"/>
               </w:rPr>
+              <w:lastRenderedPageBreak/>
               <w:drawing>
-                <wp:inline distT="0" distB="0" distL="0" distR="0" wp14:anchorId="1BBC3C43" wp14:editId="42B5ABE9">
-                  <wp:extent cx="3093720" cy="4953000"/>
-                  <wp:effectExtent l="0" t="0" r="0" b="0"/>
+                <wp:inline distT="0" distB="0" distL="0" distR="0" wp14:anchorId="19A433C6" wp14:editId="1C4C055D">
+                  <wp:extent cx="2377440" cy="3810000"/>
+                  <wp:effectExtent l="0" t="0" r="3810" b="0"/>
                   <wp:docPr id="19" name="Picture 19"/>
                   <wp:cNvGraphicFramePr>
                     <a:graphicFrameLocks xmlns:a="http://schemas.openxmlformats.org/drawingml/2006/main" noChangeAspect="1"/>
@@ -12360,7 +12621,7 @@
                         <pic:spPr bwMode="auto">
                           <a:xfrm>
                             <a:off x="0" y="0"/>
-                            <a:ext cx="3093720" cy="4953000"/>
+                            <a:ext cx="2377440" cy="3810000"/>
                           </a:xfrm>
                           <a:prstGeom prst="rect">
                             <a:avLst/>
@@ -12484,6 +12745,10 @@
         <w:gridCol w:w="6127"/>
       </w:tblGrid>
       <w:tr>
+        <w:trPr>
+          <w:cantSplit/>
+          <w:tblHeader/>
+        </w:trPr>
         <w:tc>
           <w:tcPr>
             <w:tcW w:w="1600" w:type="pct"/>
@@ -12574,6 +12839,9 @@
         </w:tc>
       </w:tr>
       <w:tr>
+        <w:trPr>
+          <w:cantSplit/>
+        </w:trPr>
         <w:tc>
           <w:tcPr>
             <w:tcW w:w="0" w:type="auto"/>
@@ -12654,6 +12922,9 @@
         </w:tc>
       </w:tr>
       <w:tr>
+        <w:trPr>
+          <w:cantSplit/>
+        </w:trPr>
         <w:tc>
           <w:tcPr>
             <w:tcW w:w="0" w:type="auto"/>
@@ -12767,6 +13038,9 @@
         </w:tc>
       </w:tr>
       <w:tr>
+        <w:trPr>
+          <w:cantSplit/>
+        </w:trPr>
         <w:tc>
           <w:tcPr>
             <w:tcW w:w="0" w:type="auto"/>
@@ -12847,6 +13121,9 @@
         </w:tc>
       </w:tr>
       <w:tr>
+        <w:trPr>
+          <w:cantSplit/>
+        </w:trPr>
         <w:tc>
           <w:tcPr>
             <w:tcW w:w="0" w:type="auto"/>
@@ -12929,6 +13206,9 @@
         </w:tc>
       </w:tr>
       <w:tr>
+        <w:trPr>
+          <w:cantSplit/>
+        </w:trPr>
         <w:tc>
           <w:tcPr>
             <w:tcW w:w="0" w:type="auto"/>
@@ -13009,6 +13289,9 @@
         </w:tc>
       </w:tr>
       <w:tr>
+        <w:trPr>
+          <w:cantSplit/>
+        </w:trPr>
         <w:tc>
           <w:tcPr>
             <w:tcW w:w="0" w:type="auto"/>
@@ -13046,6 +13329,7 @@
                 <w:sz w:val="19"/>
                 <w:szCs w:val="19"/>
               </w:rPr>
+              <w:lastRenderedPageBreak/>
               <w:t>Include Task Types</w:t>
             </w:r>
           </w:p>
@@ -13206,6 +13490,9 @@
         <w:gridCol w:w="9010"/>
       </w:tblGrid>
       <w:tr>
+        <w:trPr>
+          <w:cantSplit/>
+        </w:trPr>
         <w:tc>
           <w:tcPr>
             <w:tcW w:w="0" w:type="auto"/>
@@ -13245,9 +13532,9 @@
                 <w:szCs w:val="21"/>
               </w:rPr>
               <w:drawing>
-                <wp:inline distT="0" distB="0" distL="0" distR="0" wp14:anchorId="57151744" wp14:editId="0D59A257">
-                  <wp:extent cx="3093720" cy="4953000"/>
-                  <wp:effectExtent l="0" t="0" r="0" b="0"/>
+                <wp:inline distT="0" distB="0" distL="0" distR="0" wp14:anchorId="30A8E1DA" wp14:editId="023A93FD">
+                  <wp:extent cx="2377440" cy="3810000"/>
+                  <wp:effectExtent l="0" t="0" r="3810" b="0"/>
                   <wp:docPr id="20" name="Picture 20"/>
                   <wp:cNvGraphicFramePr>
                     <a:graphicFrameLocks xmlns:a="http://schemas.openxmlformats.org/drawingml/2006/main" noChangeAspect="1"/>
@@ -13277,7 +13564,7 @@
                         <pic:spPr bwMode="auto">
                           <a:xfrm>
                             <a:off x="0" y="0"/>
-                            <a:ext cx="3093720" cy="4953000"/>
+                            <a:ext cx="2377440" cy="3810000"/>
                           </a:xfrm>
                           <a:prstGeom prst="rect">
                             <a:avLst/>
@@ -13347,6 +13634,10 @@
         <w:gridCol w:w="6848"/>
       </w:tblGrid>
       <w:tr>
+        <w:trPr>
+          <w:cantSplit/>
+          <w:tblHeader/>
+        </w:trPr>
         <w:tc>
           <w:tcPr>
             <w:tcW w:w="1200" w:type="pct"/>
@@ -13437,6 +13728,9 @@
         </w:tc>
       </w:tr>
       <w:tr>
+        <w:trPr>
+          <w:cantSplit/>
+        </w:trPr>
         <w:tc>
           <w:tcPr>
             <w:tcW w:w="0" w:type="auto"/>
@@ -13517,6 +13811,9 @@
         </w:tc>
       </w:tr>
       <w:tr>
+        <w:trPr>
+          <w:cantSplit/>
+        </w:trPr>
         <w:tc>
           <w:tcPr>
             <w:tcW w:w="0" w:type="auto"/>
@@ -13599,6 +13896,9 @@
         </w:tc>
       </w:tr>
       <w:tr>
+        <w:trPr>
+          <w:cantSplit/>
+        </w:trPr>
         <w:tc>
           <w:tcPr>
             <w:tcW w:w="0" w:type="auto"/>
@@ -13679,6 +13979,9 @@
         </w:tc>
       </w:tr>
       <w:tr>
+        <w:trPr>
+          <w:cantSplit/>
+        </w:trPr>
         <w:tc>
           <w:tcPr>
             <w:tcW w:w="0" w:type="auto"/>
@@ -13716,6 +14019,7 @@
                 <w:sz w:val="19"/>
                 <w:szCs w:val="19"/>
               </w:rPr>
+              <w:lastRenderedPageBreak/>
               <w:t>Payment Due</w:t>
             </w:r>
           </w:p>
@@ -13761,6 +14065,9 @@
         </w:tc>
       </w:tr>
       <w:tr>
+        <w:trPr>
+          <w:cantSplit/>
+        </w:trPr>
         <w:tc>
           <w:tcPr>
             <w:tcW w:w="0" w:type="auto"/>
@@ -13861,6 +14168,9 @@
         </w:tc>
       </w:tr>
       <w:tr>
+        <w:trPr>
+          <w:cantSplit/>
+        </w:trPr>
         <w:tc>
           <w:tcPr>
             <w:tcW w:w="0" w:type="auto"/>
@@ -14098,6 +14408,9 @@
         <w:gridCol w:w="8981"/>
       </w:tblGrid>
       <w:tr>
+        <w:trPr>
+          <w:cantSplit/>
+        </w:trPr>
         <w:tc>
           <w:tcPr>
             <w:tcW w:w="0" w:type="auto"/>
@@ -14486,6 +14799,10 @@
         <w:gridCol w:w="4325"/>
       </w:tblGrid>
       <w:tr>
+        <w:trPr>
+          <w:cantSplit/>
+          <w:tblHeader/>
+        </w:trPr>
         <w:tc>
           <w:tcPr>
             <w:tcW w:w="2600" w:type="pct"/>
@@ -14576,6 +14893,9 @@
         </w:tc>
       </w:tr>
       <w:tr>
+        <w:trPr>
+          <w:cantSplit/>
+        </w:trPr>
         <w:tc>
           <w:tcPr>
             <w:tcW w:w="0" w:type="auto"/>
@@ -14656,6 +14976,9 @@
         </w:tc>
       </w:tr>
       <w:tr>
+        <w:trPr>
+          <w:cantSplit/>
+        </w:trPr>
         <w:tc>
           <w:tcPr>
             <w:tcW w:w="0" w:type="auto"/>
@@ -14738,6 +15061,9 @@
         </w:tc>
       </w:tr>
       <w:tr>
+        <w:trPr>
+          <w:cantSplit/>
+        </w:trPr>
         <w:tc>
           <w:tcPr>
             <w:tcW w:w="0" w:type="auto"/>
@@ -14913,6 +15239,9 @@
         <w:gridCol w:w="9010"/>
       </w:tblGrid>
       <w:tr>
+        <w:trPr>
+          <w:cantSplit/>
+        </w:trPr>
         <w:tc>
           <w:tcPr>
             <w:tcW w:w="0" w:type="auto"/>
@@ -14952,9 +15281,9 @@
                 <w:szCs w:val="21"/>
               </w:rPr>
               <w:drawing>
-                <wp:inline distT="0" distB="0" distL="0" distR="0" wp14:anchorId="7BF02FD9" wp14:editId="3997BDD0">
-                  <wp:extent cx="3093720" cy="4953000"/>
-                  <wp:effectExtent l="0" t="0" r="0" b="0"/>
+                <wp:inline distT="0" distB="0" distL="0" distR="0" wp14:anchorId="7EC5FC88" wp14:editId="13F6E84D">
+                  <wp:extent cx="2377440" cy="3810000"/>
+                  <wp:effectExtent l="0" t="0" r="3810" b="0"/>
                   <wp:docPr id="21" name="Picture 21"/>
                   <wp:cNvGraphicFramePr>
                     <a:graphicFrameLocks xmlns:a="http://schemas.openxmlformats.org/drawingml/2006/main" noChangeAspect="1"/>
@@ -14984,7 +15313,7 @@
                         <pic:spPr bwMode="auto">
                           <a:xfrm>
                             <a:off x="0" y="0"/>
-                            <a:ext cx="3093720" cy="4953000"/>
+                            <a:ext cx="2377440" cy="3810000"/>
                           </a:xfrm>
                           <a:prstGeom prst="rect">
                             <a:avLst/>
@@ -15062,6 +15391,10 @@
         <w:gridCol w:w="6667"/>
       </w:tblGrid>
       <w:tr>
+        <w:trPr>
+          <w:cantSplit/>
+          <w:tblHeader/>
+        </w:trPr>
         <w:tc>
           <w:tcPr>
             <w:tcW w:w="1300" w:type="pct"/>
@@ -15152,6 +15485,9 @@
         </w:tc>
       </w:tr>
       <w:tr>
+        <w:trPr>
+          <w:cantSplit/>
+        </w:trPr>
         <w:tc>
           <w:tcPr>
             <w:tcW w:w="0" w:type="auto"/>
@@ -15232,6 +15568,9 @@
         </w:tc>
       </w:tr>
       <w:tr>
+        <w:trPr>
+          <w:cantSplit/>
+        </w:trPr>
         <w:tc>
           <w:tcPr>
             <w:tcW w:w="0" w:type="auto"/>
@@ -15314,6 +15653,9 @@
         </w:tc>
       </w:tr>
       <w:tr>
+        <w:trPr>
+          <w:cantSplit/>
+        </w:trPr>
         <w:tc>
           <w:tcPr>
             <w:tcW w:w="0" w:type="auto"/>
@@ -15394,6 +15736,9 @@
         </w:tc>
       </w:tr>
       <w:tr>
+        <w:trPr>
+          <w:cantSplit/>
+        </w:trPr>
         <w:tc>
           <w:tcPr>
             <w:tcW w:w="0" w:type="auto"/>
@@ -15737,6 +16082,9 @@
         <w:gridCol w:w="8981"/>
       </w:tblGrid>
       <w:tr>
+        <w:trPr>
+          <w:cantSplit/>
+        </w:trPr>
         <w:tc>
           <w:tcPr>
             <w:tcW w:w="0" w:type="auto"/>
@@ -15862,6 +16210,10 @@
         <w:gridCol w:w="1802"/>
       </w:tblGrid>
       <w:tr>
+        <w:trPr>
+          <w:cantSplit/>
+          <w:tblHeader/>
+        </w:trPr>
         <w:tc>
           <w:tcPr>
             <w:tcW w:w="2000" w:type="pct"/>
@@ -16040,6 +16392,9 @@
         </w:tc>
       </w:tr>
       <w:tr>
+        <w:trPr>
+          <w:cantSplit/>
+        </w:trPr>
         <w:tc>
           <w:tcPr>
             <w:tcW w:w="0" w:type="auto"/>
@@ -16196,6 +16551,9 @@
         </w:tc>
       </w:tr>
       <w:tr>
+        <w:trPr>
+          <w:cantSplit/>
+        </w:trPr>
         <w:tc>
           <w:tcPr>
             <w:tcW w:w="0" w:type="auto"/>
@@ -16354,6 +16712,9 @@
         </w:tc>
       </w:tr>
       <w:tr>
+        <w:trPr>
+          <w:cantSplit/>
+        </w:trPr>
         <w:tc>
           <w:tcPr>
             <w:tcW w:w="0" w:type="auto"/>
@@ -16508,6 +16869,9 @@
         </w:tc>
       </w:tr>
       <w:tr>
+        <w:trPr>
+          <w:cantSplit/>
+        </w:trPr>
         <w:tc>
           <w:tcPr>
             <w:tcW w:w="0" w:type="auto"/>
@@ -16668,6 +17032,9 @@
         </w:tc>
       </w:tr>
       <w:tr>
+        <w:trPr>
+          <w:cantSplit/>
+        </w:trPr>
         <w:tc>
           <w:tcPr>
             <w:tcW w:w="0" w:type="auto"/>
@@ -16824,6 +17191,9 @@
         </w:tc>
       </w:tr>
       <w:tr>
+        <w:trPr>
+          <w:cantSplit/>
+        </w:trPr>
         <w:tc>
           <w:tcPr>
             <w:tcW w:w="0" w:type="auto"/>
@@ -16984,6 +17354,9 @@
         </w:tc>
       </w:tr>
       <w:tr>
+        <w:trPr>
+          <w:cantSplit/>
+        </w:trPr>
         <w:tc>
           <w:tcPr>
             <w:tcW w:w="0" w:type="auto"/>
@@ -17140,6 +17513,9 @@
         </w:tc>
       </w:tr>
       <w:tr>
+        <w:trPr>
+          <w:cantSplit/>
+        </w:trPr>
         <w:tc>
           <w:tcPr>
             <w:tcW w:w="0" w:type="auto"/>
@@ -17300,6 +17676,9 @@
         </w:tc>
       </w:tr>
       <w:tr>
+        <w:trPr>
+          <w:cantSplit/>
+        </w:trPr>
         <w:tc>
           <w:tcPr>
             <w:tcW w:w="0" w:type="auto"/>
@@ -17334,6 +17713,7 @@
                 <w:sz w:val="19"/>
                 <w:szCs w:val="19"/>
               </w:rPr>
+              <w:lastRenderedPageBreak/>
               <w:t>See everyone's tasks</w:t>
             </w:r>
           </w:p>
@@ -17456,6 +17836,9 @@
         </w:tc>
       </w:tr>
       <w:tr>
+        <w:trPr>
+          <w:cantSplit/>
+        </w:trPr>
         <w:tc>
           <w:tcPr>
             <w:tcW w:w="0" w:type="auto"/>
@@ -17616,6 +17999,9 @@
         </w:tc>
       </w:tr>
       <w:tr>
+        <w:trPr>
+          <w:cantSplit/>
+        </w:trPr>
         <w:tc>
           <w:tcPr>
             <w:tcW w:w="0" w:type="auto"/>
@@ -17772,6 +18158,9 @@
         </w:tc>
       </w:tr>
       <w:tr>
+        <w:trPr>
+          <w:cantSplit/>
+        </w:trPr>
         <w:tc>
           <w:tcPr>
             <w:tcW w:w="0" w:type="auto"/>
@@ -18259,6 +18648,9 @@
         <w:gridCol w:w="9026"/>
       </w:tblGrid>
       <w:tr>
+        <w:trPr>
+          <w:cantSplit/>
+        </w:trPr>
         <w:tc>
           <w:tcPr>
             <w:tcW w:w="0" w:type="auto"/>
@@ -18344,9 +18736,9 @@
 <file path=word/numbering.xml><?xml version="1.0" encoding="utf-8"?>
 <w:numbering xmlns:wpc="http://schemas.microsoft.com/office/word/2010/wordprocessingCanvas" xmlns:cx="http://schemas.microsoft.com/office/drawing/2014/chartex" xmlns:cx1="http://schemas.microsoft.com/office/drawing/2015/9/8/chartex" xmlns:cx2="http://schemas.microsoft.com/office/drawing/2015/10/21/chartex" xmlns:cx3="http://schemas.microsoft.com/office/drawing/2016/5/9/chartex" xmlns:cx4="http://schemas.microsoft.com/office/drawing/2016/5/10/chartex" xmlns:cx5="http://schemas.microsoft.com/office/drawing/2016/5/11/chartex" xmlns:cx6="http://schemas.microsoft.com/office/drawing/2016/5/12/chartex" xmlns:cx7="http://schemas.microsoft.com/office/drawing/2016/5/13/chartex" xmlns:cx8="http://schemas.microsoft.com/office/drawing/2016/5/14/chartex" xmlns:mc="http://schemas.openxmlformats.org/markup-compatibility/2006" xmlns:aink="http://schemas.microsoft.com/office/drawing/2016/ink" xmlns:am3d="http://schemas.microsoft.com/office/drawing/2017/model3d" xmlns:o="urn:schemas-microsoft-com:office:office" xmlns:oel="http://schemas.microsoft.com/office/2019/extlst" xmlns:r="http://schemas.openxmlformats.org/officeDocument/2006/relationships" xmlns:m="http://schemas.openxmlformats.org/officeDocument/2006/math" xmlns:v="urn:schemas-microsoft-com:vml" xmlns:wp14="http://schemas.microsoft.com/office/word/2010/wordprocessingDrawing" xmlns:wp="http://schemas.openxmlformats.org/drawingml/2006/wordprocessingDrawing" xmlns:w10="urn:schemas-microsoft-com:office:word" xmlns:w="http://schemas.openxmlformats.org/wordprocessingml/2006/main" xmlns:w14="http://schemas.microsoft.com/office/word/2010/wordml" xmlns:w15="http://schemas.microsoft.com/office/word/2012/wordml" xmlns:w16cei="http://schemas.microsoft.com/office/word/2026/wordml/cei" xmlns:w16cex="http://schemas.microsoft.com/office/word/2018/wordml/cex" xmlns:w16cid="http://schemas.microsoft.com/office/word/2016/wordml/cid" xmlns:w16="http://schemas.microsoft.com/office/word/2018/wordml" xmlns:w16du="http://schemas.microsoft.com/office/word/2023/wordml/word16du" xmlns:w16sdtdh="http://schemas.microsoft.com/office/word/2020/wordml/sdtdatahash" xmlns:w16sdtfl="http://schemas.microsoft.com/office/word/2024/wordml/sdtformatlock" xmlns:w16se="http://schemas.microsoft.com/office/word/2015/wordml/symex" xmlns:wpg="http://schemas.microsoft.com/office/word/2010/wordprocessingGroup" xmlns:wpi="http://schemas.microsoft.com/office/word/2010/wordprocessingInk" xmlns:wne="http://schemas.microsoft.com/office/word/2006/wordml" xmlns:wps="http://schemas.microsoft.com/office/word/2010/wordprocessingShape" mc:Ignorable="w14 w15 w16se w16cid w16 w16cex w16sdtdh w16sdtfl w16du wp14">
   <w:abstractNum w:abstractNumId="0" w15:restartNumberingAfterBreak="0">
-    <w:nsid w:val="040D0842"/>
+    <w:nsid w:val="006A083B"/>
     <w:multiLevelType w:val="multilevel"/>
-    <w:tmpl w:val="17F67BBE"/>
+    <w:tmpl w:val="CDB2BC9A"/>
     <w:lvl w:ilvl="0">
       <w:start w:val="1"/>
       <w:numFmt w:val="bullet"/>
@@ -18493,9 +18885,9 @@
     </w:lvl>
   </w:abstractNum>
   <w:abstractNum w:abstractNumId="1" w15:restartNumberingAfterBreak="0">
-    <w:nsid w:val="09EC434D"/>
+    <w:nsid w:val="02D26243"/>
     <w:multiLevelType w:val="multilevel"/>
-    <w:tmpl w:val="53B6CEF8"/>
+    <w:tmpl w:val="8EACC0F4"/>
     <w:lvl w:ilvl="0">
       <w:start w:val="1"/>
       <w:numFmt w:val="bullet"/>
@@ -18642,9 +19034,9 @@
     </w:lvl>
   </w:abstractNum>
   <w:abstractNum w:abstractNumId="2" w15:restartNumberingAfterBreak="0">
-    <w:nsid w:val="2CCE22B3"/>
+    <w:nsid w:val="04C809AB"/>
     <w:multiLevelType w:val="multilevel"/>
-    <w:tmpl w:val="B164FBD8"/>
+    <w:tmpl w:val="1A381C42"/>
     <w:lvl w:ilvl="0">
       <w:start w:val="1"/>
       <w:numFmt w:val="bullet"/>
@@ -18791,9 +19183,9 @@
     </w:lvl>
   </w:abstractNum>
   <w:abstractNum w:abstractNumId="3" w15:restartNumberingAfterBreak="0">
-    <w:nsid w:val="37E91429"/>
+    <w:nsid w:val="06E644B6"/>
     <w:multiLevelType w:val="multilevel"/>
-    <w:tmpl w:val="343E897A"/>
+    <w:tmpl w:val="672ED074"/>
     <w:lvl w:ilvl="0">
       <w:start w:val="1"/>
       <w:numFmt w:val="bullet"/>
@@ -18940,9 +19332,9 @@
     </w:lvl>
   </w:abstractNum>
   <w:abstractNum w:abstractNumId="4" w15:restartNumberingAfterBreak="0">
-    <w:nsid w:val="3DE656CA"/>
+    <w:nsid w:val="08F541B4"/>
     <w:multiLevelType w:val="multilevel"/>
-    <w:tmpl w:val="A6106070"/>
+    <w:tmpl w:val="8E0AB076"/>
     <w:lvl w:ilvl="0">
       <w:start w:val="1"/>
       <w:numFmt w:val="bullet"/>
@@ -19089,9 +19481,9 @@
     </w:lvl>
   </w:abstractNum>
   <w:abstractNum w:abstractNumId="5" w15:restartNumberingAfterBreak="0">
-    <w:nsid w:val="54AA4E79"/>
+    <w:nsid w:val="1EBB24C5"/>
     <w:multiLevelType w:val="multilevel"/>
-    <w:tmpl w:val="68D2BA62"/>
+    <w:tmpl w:val="918ACA24"/>
     <w:lvl w:ilvl="0">
       <w:start w:val="1"/>
       <w:numFmt w:val="bullet"/>
@@ -19238,9 +19630,9 @@
     </w:lvl>
   </w:abstractNum>
   <w:abstractNum w:abstractNumId="6" w15:restartNumberingAfterBreak="0">
-    <w:nsid w:val="57906756"/>
+    <w:nsid w:val="27DE1700"/>
     <w:multiLevelType w:val="multilevel"/>
-    <w:tmpl w:val="1E423608"/>
+    <w:tmpl w:val="1A4C21EA"/>
     <w:lvl w:ilvl="0">
       <w:start w:val="1"/>
       <w:numFmt w:val="bullet"/>
@@ -19387,9 +19779,9 @@
     </w:lvl>
   </w:abstractNum>
   <w:abstractNum w:abstractNumId="7" w15:restartNumberingAfterBreak="0">
-    <w:nsid w:val="5B867655"/>
+    <w:nsid w:val="30FF6F69"/>
     <w:multiLevelType w:val="multilevel"/>
-    <w:tmpl w:val="8FA051B6"/>
+    <w:tmpl w:val="D6C25F2E"/>
     <w:lvl w:ilvl="0">
       <w:start w:val="1"/>
       <w:numFmt w:val="bullet"/>
@@ -19536,9 +19928,9 @@
     </w:lvl>
   </w:abstractNum>
   <w:abstractNum w:abstractNumId="8" w15:restartNumberingAfterBreak="0">
-    <w:nsid w:val="6DB32A33"/>
+    <w:nsid w:val="32FF0FAD"/>
     <w:multiLevelType w:val="multilevel"/>
-    <w:tmpl w:val="200E055E"/>
+    <w:tmpl w:val="18F4A750"/>
     <w:lvl w:ilvl="0">
       <w:start w:val="1"/>
       <w:numFmt w:val="bullet"/>
@@ -19685,9 +20077,9 @@
     </w:lvl>
   </w:abstractNum>
   <w:abstractNum w:abstractNumId="9" w15:restartNumberingAfterBreak="0">
-    <w:nsid w:val="70FD60AD"/>
+    <w:nsid w:val="339A5BF7"/>
     <w:multiLevelType w:val="multilevel"/>
-    <w:tmpl w:val="23B2C8BA"/>
+    <w:tmpl w:val="AC7450BE"/>
     <w:lvl w:ilvl="0">
       <w:start w:val="1"/>
       <w:numFmt w:val="bullet"/>
@@ -19834,9 +20226,9 @@
     </w:lvl>
   </w:abstractNum>
   <w:abstractNum w:abstractNumId="10" w15:restartNumberingAfterBreak="0">
-    <w:nsid w:val="7E320A65"/>
+    <w:nsid w:val="4D340D6B"/>
     <w:multiLevelType w:val="multilevel"/>
-    <w:tmpl w:val="0458008A"/>
+    <w:tmpl w:val="0C7AF62A"/>
     <w:lvl w:ilvl="0">
       <w:start w:val="1"/>
       <w:numFmt w:val="bullet"/>
@@ -19982,38 +20374,38 @@
       </w:rPr>
     </w:lvl>
   </w:abstractNum>
-  <w:num w:numId="1" w16cid:durableId="217592617">
-    <w:abstractNumId w:val="7"/>
+  <w:num w:numId="1" w16cid:durableId="1999309518">
+    <w:abstractNumId w:val="1"/>
   </w:num>
-  <w:num w:numId="2" w16cid:durableId="402139270">
+  <w:num w:numId="2" w16cid:durableId="537859190">
+    <w:abstractNumId w:val="10"/>
+  </w:num>
+  <w:num w:numId="3" w16cid:durableId="662969248">
+    <w:abstractNumId w:val="8"/>
+  </w:num>
+  <w:num w:numId="4" w16cid:durableId="1146625303">
+    <w:abstractNumId w:val="3"/>
+  </w:num>
+  <w:num w:numId="5" w16cid:durableId="47068902">
+    <w:abstractNumId w:val="0"/>
+  </w:num>
+  <w:num w:numId="6" w16cid:durableId="766384125">
     <w:abstractNumId w:val="6"/>
   </w:num>
-  <w:num w:numId="3" w16cid:durableId="1790738347">
+  <w:num w:numId="7" w16cid:durableId="811557709">
     <w:abstractNumId w:val="5"/>
   </w:num>
-  <w:num w:numId="4" w16cid:durableId="829175500">
-    <w:abstractNumId w:val="8"/>
+  <w:num w:numId="8" w16cid:durableId="916475321">
+    <w:abstractNumId w:val="2"/>
   </w:num>
-  <w:num w:numId="5" w16cid:durableId="146823148">
+  <w:num w:numId="9" w16cid:durableId="611672726">
+    <w:abstractNumId w:val="4"/>
+  </w:num>
+  <w:num w:numId="10" w16cid:durableId="1834225179">
     <w:abstractNumId w:val="9"/>
   </w:num>
-  <w:num w:numId="6" w16cid:durableId="1488009906">
-    <w:abstractNumId w:val="3"/>
-  </w:num>
-  <w:num w:numId="7" w16cid:durableId="1597245835">
-    <w:abstractNumId w:val="1"/>
-  </w:num>
-  <w:num w:numId="8" w16cid:durableId="71901209">
-    <w:abstractNumId w:val="4"/>
-  </w:num>
-  <w:num w:numId="9" w16cid:durableId="1367826113">
-    <w:abstractNumId w:val="0"/>
-  </w:num>
-  <w:num w:numId="10" w16cid:durableId="735054171">
-    <w:abstractNumId w:val="2"/>
-  </w:num>
-  <w:num w:numId="11" w16cid:durableId="136992201">
-    <w:abstractNumId w:val="10"/>
+  <w:num w:numId="11" w16cid:durableId="1845590185">
+    <w:abstractNumId w:val="7"/>
   </w:num>
 </w:numbering>
 </file>
@@ -20423,6 +20815,8 @@
     <w:uiPriority w:val="9"/>
     <w:qFormat/>
     <w:pPr>
+      <w:keepNext/>
+      <w:keepLines/>
       <w:spacing w:after="60"/>
       <w:outlineLvl w:val="0"/>
     </w:pPr>
@@ -20442,6 +20836,8 @@
     <w:uiPriority w:val="9"/>
     <w:qFormat/>
     <w:pPr>
+      <w:keepNext/>
+      <w:keepLines/>
       <w:shd w:val="clear" w:color="auto" w:fill="1E40AF"/>
       <w:spacing w:before="440" w:after="200"/>
       <w:outlineLvl w:val="1"/>
@@ -20461,6 +20857,8 @@
     <w:uiPriority w:val="9"/>
     <w:qFormat/>
     <w:pPr>
+      <w:keepNext/>
+      <w:keepLines/>
       <w:spacing w:before="300" w:after="80"/>
       <w:outlineLvl w:val="2"/>
     </w:pPr>
@@ -20505,10 +20903,13 @@
     <w:link w:val="Heading1"/>
     <w:uiPriority w:val="9"/>
     <w:rPr>
-      <w:rFonts w:asciiTheme="majorHAnsi" w:eastAsiaTheme="majorEastAsia" w:hAnsiTheme="majorHAnsi" w:cstheme="majorBidi"/>
-      <w:color w:val="2F5496" w:themeColor="accent1" w:themeShade="BF"/>
-      <w:sz w:val="40"/>
-      <w:szCs w:val="40"/>
+      <w:rFonts w:eastAsiaTheme="minorEastAsia"/>
+      <w:b/>
+      <w:bCs/>
+      <w:color w:val="16306B"/>
+      <w:kern w:val="36"/>
+      <w:sz w:val="42"/>
+      <w:szCs w:val="42"/>
     </w:rPr>
   </w:style>
   <w:style w:type="character" w:customStyle="1" w:styleId="Heading2Char">
@@ -20516,12 +20917,14 @@
     <w:basedOn w:val="DefaultParagraphFont"/>
     <w:link w:val="Heading2"/>
     <w:uiPriority w:val="9"/>
-    <w:semiHidden/>
     <w:rPr>
-      <w:rFonts w:asciiTheme="majorHAnsi" w:eastAsiaTheme="majorEastAsia" w:hAnsiTheme="majorHAnsi" w:cstheme="majorBidi"/>
-      <w:color w:val="2F5496" w:themeColor="accent1" w:themeShade="BF"/>
-      <w:sz w:val="32"/>
-      <w:szCs w:val="32"/>
+      <w:rFonts w:eastAsiaTheme="minorEastAsia"/>
+      <w:b/>
+      <w:bCs/>
+      <w:color w:val="FFFFFF"/>
+      <w:sz w:val="26"/>
+      <w:szCs w:val="26"/>
+      <w:shd w:val="clear" w:color="auto" w:fill="1E40AF"/>
     </w:rPr>
   </w:style>
   <w:style w:type="character" w:customStyle="1" w:styleId="Heading3Char">
@@ -20529,12 +20932,13 @@
     <w:basedOn w:val="DefaultParagraphFont"/>
     <w:link w:val="Heading3"/>
     <w:uiPriority w:val="9"/>
-    <w:semiHidden/>
     <w:rPr>
-      <w:rFonts w:asciiTheme="minorHAnsi" w:eastAsiaTheme="majorEastAsia" w:hAnsiTheme="minorHAnsi" w:cstheme="majorBidi"/>
-      <w:color w:val="2F5496" w:themeColor="accent1" w:themeShade="BF"/>
-      <w:sz w:val="28"/>
-      <w:szCs w:val="28"/>
+      <w:rFonts w:eastAsiaTheme="minorEastAsia"/>
+      <w:b/>
+      <w:bCs/>
+      <w:color w:val="1E40AF"/>
+      <w:sz w:val="23"/>
+      <w:szCs w:val="23"/>
     </w:rPr>
   </w:style>
   <w:style w:type="paragraph" w:customStyle="1" w:styleId="msonormal0">
